--- a/lessons/8-3/downloads/8-3-notes-l2.docx
+++ b/lessons/8-3/downloads/8-3-notes-l2.docx
@@ -1345,6 +1345,314 @@
         </w:tc>
       </w:tr>
     </w:tbl>
+    <w:tbl>
+      <w:tblPr>
+        <w:tblW w:type="pct" w:w="100%"/>
+        <w:tblBorders>
+          <w:top w:val="none" w:color="FFFFFF" w:sz="0"/>
+          <w:left w:val="none" w:color="FFFFFF" w:sz="0"/>
+          <w:bottom w:val="single" w:color="C7D2DD" w:sz="4"/>
+          <w:right w:val="none" w:color="FFFFFF" w:sz="0"/>
+          <w:insideH w:val="none" w:color="FFFFFF" w:sz="0"/>
+          <w:insideV w:val="none" w:color="FFFFFF" w:sz="0"/>
+        </w:tblBorders>
+      </w:tblPr>
+      <w:tblGrid>
+        <w:gridCol w:w="1800"/>
+        <w:gridCol w:w="7560"/>
+      </w:tblGrid>
+      <w:tr>
+        <w:trPr>
+          <w:cantSplit/>
+        </w:trPr>
+        <w:tc>
+          <w:tcPr>
+            <w:tcW w:type="dxa" w:w="1800"/>
+            <w:tcMar>
+              <w:top w:type="dxa" w:w="100"/>
+              <w:left w:type="dxa" w:w="40"/>
+              <w:bottom w:type="dxa" w:w="100"/>
+              <w:right w:type="dxa" w:w="120"/>
+            </w:tcMar>
+            <w:vAlign w:val="center"/>
+          </w:tcPr>
+          <w:p>
+            <w:pPr>
+              <w:spacing w:after="0"/>
+              <w:jc w:val="center"/>
+            </w:pPr>
+            <w:r>
+              <w:drawing>
+                <wp:inline distT="0" distB="0" distL="0" distR="0">
+                  <wp:extent cx="1047750" cy="790575"/>
+                  <wp:effectExtent t="0" r="0" b="0" l="0"/>
+                  <wp:docPr id="1" name="" descr="" title=""/>
+                  <wp:cNvGraphicFramePr>
+                    <a:graphicFrameLocks xmlns:a="http://schemas.openxmlformats.org/drawingml/2006/main" noChangeAspect="1"/>
+                  </wp:cNvGraphicFramePr>
+                  <a:graphic xmlns:a="http://schemas.openxmlformats.org/drawingml/2006/main">
+                    <a:graphicData uri="http://schemas.openxmlformats.org/drawingml/2006/picture">
+                      <pic:pic xmlns:pic="http://schemas.openxmlformats.org/drawingml/2006/picture">
+                        <pic:nvPicPr>
+                          <pic:cNvPr id="0" name="" descr=""/>
+                          <pic:cNvPicPr>
+                            <a:picLocks noChangeAspect="1" noChangeArrowheads="1"/>
+                          </pic:cNvPicPr>
+                        </pic:nvPicPr>
+                        <pic:blipFill>
+                          <a:blip r:embed="rId10" cstate="none"/>
+                          <a:srcRect/>
+                          <a:stretch>
+                            <a:fillRect/>
+                          </a:stretch>
+                        </pic:blipFill>
+                        <pic:spPr bwMode="auto">
+                          <a:xfrm>
+                            <a:off x="0" y="0"/>
+                            <a:ext cx="1047750" cy="790575"/>
+                          </a:xfrm>
+                          <a:prstGeom prst="rect">
+                            <a:avLst/>
+                          </a:prstGeom>
+                        </pic:spPr>
+                      </pic:pic>
+                    </a:graphicData>
+                  </a:graphic>
+                </wp:inline>
+              </w:drawing>
+            </w:r>
+          </w:p>
+        </w:tc>
+        <w:tc>
+          <w:tcPr>
+            <w:tcW w:type="dxa" w:w="7560"/>
+            <w:tcMar>
+              <w:top w:type="dxa" w:w="100"/>
+              <w:left w:type="dxa" w:w="40"/>
+              <w:bottom w:type="dxa" w:w="100"/>
+              <w:right w:type="dxa" w:w="40"/>
+            </w:tcMar>
+            <w:vAlign w:val="center"/>
+          </w:tcPr>
+          <w:p>
+            <w:pPr>
+              <w:spacing w:after="50"/>
+            </w:pPr>
+            <w:r>
+              <w:rPr>
+                <w:b/>
+                <w:bCs/>
+                <w:color w:val="12355B"/>
+                <w:sz w:val="24"/>
+                <w:szCs w:val="24"/>
+              </w:rPr>
+              <w:t xml:space="preserve">Division Property of Equality</w:t>
+            </w:r>
+            <w:r>
+              <w:rPr>
+                <w:i/>
+                <w:iCs/>
+                <w:color w:val="5F6F80"/>
+                <w:sz w:val="19"/>
+                <w:szCs w:val="19"/>
+              </w:rPr>
+              <w:t xml:space="preserve">   Propiedad de división de la igualdad</w:t>
+            </w:r>
+          </w:p>
+          <w:p>
+            <w:pPr>
+              <w:spacing w:after="40"/>
+            </w:pPr>
+            <w:r>
+              <w:rPr>
+                <w:sz w:val="21"/>
+                <w:szCs w:val="21"/>
+              </w:rPr>
+              <w:t xml:space="preserve">Dividing both sides by the same nonzero number keeps an equation balanced.</w:t>
+            </w:r>
+          </w:p>
+          <w:p>
+            <w:pPr>
+              <w:spacing w:after="0"/>
+            </w:pPr>
+            <w:r>
+              <w:rPr>
+                <w:b/>
+                <w:bCs/>
+                <w:color w:val="1FA6A2"/>
+                <w:sz w:val="18"/>
+                <w:szCs w:val="18"/>
+              </w:rPr>
+              <w:t xml:space="preserve">Example:  </w:t>
+            </w:r>
+            <w:r>
+              <w:rPr>
+                <w:i/>
+                <w:iCs/>
+                <w:color w:val="5F6F80"/>
+                <w:sz w:val="18"/>
+                <w:szCs w:val="18"/>
+              </w:rPr>
+              <w:t xml:space="preserve">Both sides ÷ 3</w:t>
+            </w:r>
+          </w:p>
+        </w:tc>
+      </w:tr>
+    </w:tbl>
+    <w:tbl>
+      <w:tblPr>
+        <w:tblW w:type="pct" w:w="100%"/>
+        <w:tblBorders>
+          <w:top w:val="none" w:color="FFFFFF" w:sz="0"/>
+          <w:left w:val="none" w:color="FFFFFF" w:sz="0"/>
+          <w:bottom w:val="single" w:color="C7D2DD" w:sz="4"/>
+          <w:right w:val="none" w:color="FFFFFF" w:sz="0"/>
+          <w:insideH w:val="none" w:color="FFFFFF" w:sz="0"/>
+          <w:insideV w:val="none" w:color="FFFFFF" w:sz="0"/>
+        </w:tblBorders>
+      </w:tblPr>
+      <w:tblGrid>
+        <w:gridCol w:w="1800"/>
+        <w:gridCol w:w="7560"/>
+      </w:tblGrid>
+      <w:tr>
+        <w:trPr>
+          <w:cantSplit/>
+        </w:trPr>
+        <w:tc>
+          <w:tcPr>
+            <w:tcW w:type="dxa" w:w="1800"/>
+            <w:tcMar>
+              <w:top w:type="dxa" w:w="100"/>
+              <w:left w:type="dxa" w:w="40"/>
+              <w:bottom w:type="dxa" w:w="100"/>
+              <w:right w:type="dxa" w:w="120"/>
+            </w:tcMar>
+            <w:vAlign w:val="center"/>
+          </w:tcPr>
+          <w:p>
+            <w:pPr>
+              <w:spacing w:after="0"/>
+              <w:jc w:val="center"/>
+            </w:pPr>
+            <w:r>
+              <w:drawing>
+                <wp:inline distT="0" distB="0" distL="0" distR="0">
+                  <wp:extent cx="1047750" cy="790575"/>
+                  <wp:effectExtent t="0" r="0" b="0" l="0"/>
+                  <wp:docPr id="1" name="" descr="" title=""/>
+                  <wp:cNvGraphicFramePr>
+                    <a:graphicFrameLocks xmlns:a="http://schemas.openxmlformats.org/drawingml/2006/main" noChangeAspect="1"/>
+                  </wp:cNvGraphicFramePr>
+                  <a:graphic xmlns:a="http://schemas.openxmlformats.org/drawingml/2006/main">
+                    <a:graphicData uri="http://schemas.openxmlformats.org/drawingml/2006/picture">
+                      <pic:pic xmlns:pic="http://schemas.openxmlformats.org/drawingml/2006/picture">
+                        <pic:nvPicPr>
+                          <pic:cNvPr id="0" name="" descr=""/>
+                          <pic:cNvPicPr>
+                            <a:picLocks noChangeAspect="1" noChangeArrowheads="1"/>
+                          </pic:cNvPicPr>
+                        </pic:nvPicPr>
+                        <pic:blipFill>
+                          <a:blip r:embed="rId10" cstate="none"/>
+                          <a:srcRect/>
+                          <a:stretch>
+                            <a:fillRect/>
+                          </a:stretch>
+                        </pic:blipFill>
+                        <pic:spPr bwMode="auto">
+                          <a:xfrm>
+                            <a:off x="0" y="0"/>
+                            <a:ext cx="1047750" cy="790575"/>
+                          </a:xfrm>
+                          <a:prstGeom prst="rect">
+                            <a:avLst/>
+                          </a:prstGeom>
+                        </pic:spPr>
+                      </pic:pic>
+                    </a:graphicData>
+                  </a:graphic>
+                </wp:inline>
+              </w:drawing>
+            </w:r>
+          </w:p>
+        </w:tc>
+        <w:tc>
+          <w:tcPr>
+            <w:tcW w:type="dxa" w:w="7560"/>
+            <w:tcMar>
+              <w:top w:type="dxa" w:w="100"/>
+              <w:left w:type="dxa" w:w="40"/>
+              <w:bottom w:type="dxa" w:w="100"/>
+              <w:right w:type="dxa" w:w="40"/>
+            </w:tcMar>
+            <w:vAlign w:val="center"/>
+          </w:tcPr>
+          <w:p>
+            <w:pPr>
+              <w:spacing w:after="50"/>
+            </w:pPr>
+            <w:r>
+              <w:rPr>
+                <w:b/>
+                <w:bCs/>
+                <w:color w:val="12355B"/>
+                <w:sz w:val="24"/>
+                <w:szCs w:val="24"/>
+              </w:rPr>
+              <w:t xml:space="preserve">Multiplication Property of Equality</w:t>
+            </w:r>
+            <w:r>
+              <w:rPr>
+                <w:i/>
+                <w:iCs/>
+                <w:color w:val="5F6F80"/>
+                <w:sz w:val="19"/>
+                <w:szCs w:val="19"/>
+              </w:rPr>
+              <w:t xml:space="preserve">   Propiedad de multiplicación de la igualdad</w:t>
+            </w:r>
+          </w:p>
+          <w:p>
+            <w:pPr>
+              <w:spacing w:after="40"/>
+            </w:pPr>
+            <w:r>
+              <w:rPr>
+                <w:sz w:val="21"/>
+                <w:szCs w:val="21"/>
+              </w:rPr>
+              <w:t xml:space="preserve">Multiplying both sides by the same number keeps an equation balanced.</w:t>
+            </w:r>
+          </w:p>
+          <w:p>
+            <w:pPr>
+              <w:spacing w:after="0"/>
+            </w:pPr>
+            <w:r>
+              <w:rPr>
+                <w:b/>
+                <w:bCs/>
+                <w:color w:val="1FA6A2"/>
+                <w:sz w:val="18"/>
+                <w:szCs w:val="18"/>
+              </w:rPr>
+              <w:t xml:space="preserve">Example:  </w:t>
+            </w:r>
+            <w:r>
+              <w:rPr>
+                <w:i/>
+                <w:iCs/>
+                <w:color w:val="5F6F80"/>
+                <w:sz w:val="18"/>
+                <w:szCs w:val="18"/>
+              </w:rPr>
+              <w:t xml:space="preserve">Both sides × 4</w:t>
+            </w:r>
+          </w:p>
+        </w:tc>
+      </w:tr>
+    </w:tbl>
     <w:p>
       <w:pPr>
         <w:pStyle w:val="Heading1"/>
@@ -1433,7 +1741,7 @@
                 <w:sz w:val="21"/>
                 <w:szCs w:val="21"/>
               </w:rPr>
-              <w:t xml:space="preserve">Solve Multiplication and Division Equations      •      Inverse operation      •      Multiply      •      Divide      •      Isolate      •      Coefficient      •      Solution</w:t>
+              <w:t xml:space="preserve">Solve Multiplication and Division Equations      •      Inverse operation      •      Multiply      •      Divide      •      Isolate      •      Coefficient      •      Solution      •      Division Property of Equality      •      Multiplication Property of Equality</w:t>
             </w:r>
           </w:p>
         </w:tc>
@@ -1690,6 +1998,80 @@
           <w:szCs w:val="22"/>
         </w:rPr>
         <w:t xml:space="preserve">The value of the variable that makes an equation true is the </w:t>
+      </w:r>
+      <w:r>
+        <w:rPr>
+          <w:sz w:val="22"/>
+          <w:szCs w:val="22"/>
+        </w:rPr>
+        <w:t xml:space="preserve">________________</w:t>
+      </w:r>
+      <w:r>
+        <w:rPr>
+          <w:sz w:val="22"/>
+          <w:szCs w:val="22"/>
+        </w:rPr>
+        <w:t xml:space="preserve">.</w:t>
+      </w:r>
+    </w:p>
+    <w:p>
+      <w:pPr>
+        <w:keepLines/>
+        <w:spacing w:after="260" w:before="200"/>
+      </w:pPr>
+      <w:r>
+        <w:rPr>
+          <w:b/>
+          <w:bCs/>
+          <w:color w:val="12355B"/>
+          <w:sz w:val="22"/>
+          <w:szCs w:val="22"/>
+        </w:rPr>
+        <w:t xml:space="preserve">8.  </w:t>
+      </w:r>
+      <w:r>
+        <w:rPr>
+          <w:sz w:val="22"/>
+          <w:szCs w:val="22"/>
+        </w:rPr>
+        <w:t xml:space="preserve">Dividing both sides by the same number uses the </w:t>
+      </w:r>
+      <w:r>
+        <w:rPr>
+          <w:sz w:val="22"/>
+          <w:szCs w:val="22"/>
+        </w:rPr>
+        <w:t xml:space="preserve">________________</w:t>
+      </w:r>
+      <w:r>
+        <w:rPr>
+          <w:sz w:val="22"/>
+          <w:szCs w:val="22"/>
+        </w:rPr>
+        <w:t xml:space="preserve">.</w:t>
+      </w:r>
+    </w:p>
+    <w:p>
+      <w:pPr>
+        <w:keepLines/>
+        <w:spacing w:after="260" w:before="200"/>
+      </w:pPr>
+      <w:r>
+        <w:rPr>
+          <w:b/>
+          <w:bCs/>
+          <w:color w:val="12355B"/>
+          <w:sz w:val="22"/>
+          <w:szCs w:val="22"/>
+        </w:rPr>
+        <w:t xml:space="preserve">9.  </w:t>
+      </w:r>
+      <w:r>
+        <w:rPr>
+          <w:sz w:val="22"/>
+          <w:szCs w:val="22"/>
+        </w:rPr>
+        <w:t xml:space="preserve">Multiplying both sides by the same number uses the </w:t>
       </w:r>
       <w:r>
         <w:rPr>
@@ -2786,7 +3168,7 @@
           <w:sz w:val="20"/>
           <w:szCs w:val="20"/>
         </w:rPr>
-        <w:t xml:space="preserve">B)  x = 48</w:t>
+        <w:t xml:space="preserve">B)  x = 36</w:t>
       </w:r>
     </w:p>
     <w:p>
@@ -2799,7 +3181,7 @@
           <w:sz w:val="20"/>
           <w:szCs w:val="20"/>
         </w:rPr>
-        <w:t xml:space="preserve">C)  x = 36</w:t>
+        <w:t xml:space="preserve">C)  x = 48</w:t>
       </w:r>
     </w:p>
     <w:p>
@@ -2963,7 +3345,7 @@
           <w:sz w:val="20"/>
           <w:szCs w:val="20"/>
         </w:rPr>
-        <w:t xml:space="preserve">A)  n = 24</w:t>
+        <w:t xml:space="preserve">A)  n = 3</w:t>
       </w:r>
     </w:p>
     <w:p>
@@ -2976,7 +3358,7 @@
           <w:sz w:val="20"/>
           <w:szCs w:val="20"/>
         </w:rPr>
-        <w:t xml:space="preserve">B)  n = 11</w:t>
+        <w:t xml:space="preserve">B)  n = 5</w:t>
       </w:r>
     </w:p>
     <w:p>
@@ -2989,7 +3371,7 @@
           <w:sz w:val="20"/>
           <w:szCs w:val="20"/>
         </w:rPr>
-        <w:t xml:space="preserve">C)  n = 5</w:t>
+        <w:t xml:space="preserve">C)  n = 11</w:t>
       </w:r>
     </w:p>
     <w:p>
@@ -3002,7 +3384,7 @@
           <w:sz w:val="20"/>
           <w:szCs w:val="20"/>
         </w:rPr>
-        <w:t xml:space="preserve">D)  n = 3</w:t>
+        <w:t xml:space="preserve">D)  n = 24</w:t>
       </w:r>
     </w:p>
     <w:p>
@@ -3745,7 +4127,7 @@
           <w:sz w:val="20"/>
           <w:szCs w:val="20"/>
         </w:rPr>
-        <w:t xml:space="preserve">B)  c = 63</w:t>
+        <w:t xml:space="preserve">B)  c = 9</w:t>
       </w:r>
     </w:p>
     <w:p>
@@ -3771,7 +4153,7 @@
           <w:sz w:val="20"/>
           <w:szCs w:val="20"/>
         </w:rPr>
-        <w:t xml:space="preserve">D)  c = 9</w:t>
+        <w:t xml:space="preserve">D)  c = 63</w:t>
       </w:r>
     </w:p>
     <w:p>
@@ -3895,7 +4277,7 @@
           <w:sz w:val="21"/>
           <w:szCs w:val="21"/>
         </w:rPr>
-        <w:t xml:space="preserve">A)  w = 48</w:t>
+        <w:t xml:space="preserve">A)  w = 0.75</w:t>
       </w:r>
     </w:p>
     <w:p>
@@ -3908,7 +4290,7 @@
           <w:sz w:val="21"/>
           <w:szCs w:val="21"/>
         </w:rPr>
-        <w:t xml:space="preserve">B)  w = 14</w:t>
+        <w:t xml:space="preserve">B)  w = 2</w:t>
       </w:r>
     </w:p>
     <w:p>
@@ -3921,7 +4303,7 @@
           <w:sz w:val="21"/>
           <w:szCs w:val="21"/>
         </w:rPr>
-        <w:t xml:space="preserve">C)  w = 0.75</w:t>
+        <w:t xml:space="preserve">C)  w = 14</w:t>
       </w:r>
     </w:p>
     <w:p>
@@ -3934,7 +4316,7 @@
           <w:sz w:val="21"/>
           <w:szCs w:val="21"/>
         </w:rPr>
-        <w:t xml:space="preserve">D)  w = 2</w:t>
+        <w:t xml:space="preserve">D)  w = 48</w:t>
       </w:r>
     </w:p>
     <w:p>

--- a/lessons/8-3/downloads/8-3-notes-l2.docx
+++ b/lessons/8-3/downloads/8-3-notes-l2.docx
@@ -264,49 +264,269 @@
           <w:sz w:val="19"/>
           <w:szCs w:val="19"/>
         </w:rPr>
-        <w:t xml:space="preserve">Look at the picture, read the word, then read what it means.</w:t>
+        <w:t xml:space="preserve">Review each concept term, definition, non-example, and visual clue.</w:t>
       </w:r>
     </w:p>
     <w:tbl>
       <w:tblPr>
-        <w:tblW w:type="pct" w:w="100%"/>
+        <w:tblW w:type="dxa" w:w="9360"/>
         <w:tblBorders>
-          <w:top w:val="none" w:color="FFFFFF" w:sz="0"/>
-          <w:left w:val="none" w:color="FFFFFF" w:sz="0"/>
-          <w:bottom w:val="single" w:color="C7D2DD" w:sz="4"/>
-          <w:right w:val="none" w:color="FFFFFF" w:sz="0"/>
-          <w:insideH w:val="none" w:color="FFFFFF" w:sz="0"/>
-          <w:insideV w:val="none" w:color="FFFFFF" w:sz="0"/>
+          <w:top w:val="single" w:color="C7D2DD" w:sz="6"/>
+          <w:left w:val="single" w:color="C7D2DD" w:sz="6"/>
+          <w:bottom w:val="single" w:color="C7D2DD" w:sz="6"/>
+          <w:right w:val="single" w:color="C7D2DD" w:sz="6"/>
+          <w:insideH w:val="single" w:color="C7D2DD" w:sz="6"/>
+          <w:insideV w:val="single" w:color="C7D2DD" w:sz="6"/>
         </w:tblBorders>
       </w:tblPr>
       <w:tblGrid>
         <w:gridCol w:w="1800"/>
-        <w:gridCol w:w="7560"/>
+        <w:gridCol w:w="3160"/>
+        <w:gridCol w:w="2200"/>
+        <w:gridCol w:w="2200"/>
       </w:tblGrid>
       <w:tr>
         <w:trPr>
           <w:cantSplit/>
+          <w:tblHeader/>
         </w:trPr>
         <w:tc>
           <w:tcPr>
             <w:tcW w:type="dxa" w:w="1800"/>
-            <w:tcMar>
-              <w:top w:type="dxa" w:w="100"/>
-              <w:left w:type="dxa" w:w="40"/>
-              <w:bottom w:type="dxa" w:w="100"/>
-              <w:right w:type="dxa" w:w="120"/>
-            </w:tcMar>
-            <w:vAlign w:val="center"/>
+            <w:shd w:fill="EEF4F8" w:color="auto" w:val="clear"/>
+            <w:tcMar>
+              <w:top w:type="dxa" w:w="80"/>
+              <w:left w:type="dxa" w:w="100"/>
+              <w:bottom w:type="dxa" w:w="80"/>
+              <w:right w:type="dxa" w:w="100"/>
+            </w:tcMar>
           </w:tcPr>
           <w:p>
             <w:pPr>
               <w:spacing w:after="0"/>
+            </w:pPr>
+            <w:r>
+              <w:rPr>
+                <w:b/>
+                <w:bCs/>
+                <w:color w:val="12355B"/>
+                <w:sz w:val="19"/>
+                <w:szCs w:val="19"/>
+              </w:rPr>
+              <w:t xml:space="preserve">Concept Term</w:t>
+            </w:r>
+          </w:p>
+        </w:tc>
+        <w:tc>
+          <w:tcPr>
+            <w:tcW w:type="dxa" w:w="3160"/>
+            <w:shd w:fill="EEF4F8" w:color="auto" w:val="clear"/>
+            <w:tcMar>
+              <w:top w:type="dxa" w:w="80"/>
+              <w:left w:type="dxa" w:w="100"/>
+              <w:bottom w:type="dxa" w:w="80"/>
+              <w:right w:type="dxa" w:w="100"/>
+            </w:tcMar>
+          </w:tcPr>
+          <w:p>
+            <w:pPr>
+              <w:spacing w:after="0"/>
+            </w:pPr>
+            <w:r>
+              <w:rPr>
+                <w:b/>
+                <w:bCs/>
+                <w:color w:val="12355B"/>
+                <w:sz w:val="19"/>
+                <w:szCs w:val="19"/>
+              </w:rPr>
+              <w:t xml:space="preserve">Student-Friendly Definition</w:t>
+            </w:r>
+          </w:p>
+        </w:tc>
+        <w:tc>
+          <w:tcPr>
+            <w:tcW w:type="dxa" w:w="2200"/>
+            <w:shd w:fill="EEF4F8" w:color="auto" w:val="clear"/>
+            <w:tcMar>
+              <w:top w:type="dxa" w:w="80"/>
+              <w:left w:type="dxa" w:w="100"/>
+              <w:bottom w:type="dxa" w:w="80"/>
+              <w:right w:type="dxa" w:w="100"/>
+            </w:tcMar>
+          </w:tcPr>
+          <w:p>
+            <w:pPr>
+              <w:spacing w:after="0"/>
+            </w:pPr>
+            <w:r>
+              <w:rPr>
+                <w:b/>
+                <w:bCs/>
+                <w:color w:val="12355B"/>
+                <w:sz w:val="19"/>
+                <w:szCs w:val="19"/>
+              </w:rPr>
+              <w:t xml:space="preserve">Non-Example</w:t>
+            </w:r>
+          </w:p>
+        </w:tc>
+        <w:tc>
+          <w:tcPr>
+            <w:tcW w:type="dxa" w:w="2200"/>
+            <w:shd w:fill="EEF4F8" w:color="auto" w:val="clear"/>
+            <w:tcMar>
+              <w:top w:type="dxa" w:w="80"/>
+              <w:left w:type="dxa" w:w="100"/>
+              <w:bottom w:type="dxa" w:w="80"/>
+              <w:right w:type="dxa" w:w="100"/>
+            </w:tcMar>
+          </w:tcPr>
+          <w:p>
+            <w:pPr>
+              <w:spacing w:after="0"/>
+            </w:pPr>
+            <w:r>
+              <w:rPr>
+                <w:b/>
+                <w:bCs/>
+                <w:color w:val="12355B"/>
+                <w:sz w:val="19"/>
+                <w:szCs w:val="19"/>
+              </w:rPr>
+              <w:t xml:space="preserve">Visual Clue</w:t>
+            </w:r>
+          </w:p>
+        </w:tc>
+      </w:tr>
+      <w:tr>
+        <w:trPr>
+          <w:cantSplit/>
+        </w:trPr>
+        <w:tc>
+          <w:tcPr>
+            <w:tcW w:type="dxa" w:w="1800"/>
+            <w:tcMar>
+              <w:top w:type="dxa" w:w="80"/>
+              <w:left w:type="dxa" w:w="100"/>
+              <w:bottom w:type="dxa" w:w="80"/>
+              <w:right w:type="dxa" w:w="100"/>
+            </w:tcMar>
+            <w:vAlign w:val="top"/>
+          </w:tcPr>
+          <w:p>
+            <w:pPr>
+              <w:spacing w:after="30"/>
+            </w:pPr>
+            <w:r>
+              <w:rPr>
+                <w:b/>
+                <w:bCs/>
+                <w:color w:val="12355B"/>
+                <w:sz w:val="21"/>
+                <w:szCs w:val="21"/>
+              </w:rPr>
+              <w:t xml:space="preserve">Solve Multiplication and Division Equations</w:t>
+            </w:r>
+          </w:p>
+          <w:p>
+            <w:pPr>
+              <w:spacing w:after="0"/>
+            </w:pPr>
+            <w:r>
+              <w:rPr>
+                <w:i/>
+                <w:iCs/>
+                <w:color w:val="5F6F80"/>
+                <w:sz w:val="18"/>
+                <w:szCs w:val="18"/>
+              </w:rPr>
+              <w:t xml:space="preserve">Resolver ecuaciones de multiplicación y división</w:t>
+            </w:r>
+          </w:p>
+        </w:tc>
+        <w:tc>
+          <w:tcPr>
+            <w:tcW w:type="dxa" w:w="3160"/>
+            <w:tcMar>
+              <w:top w:type="dxa" w:w="80"/>
+              <w:left w:type="dxa" w:w="100"/>
+              <w:bottom w:type="dxa" w:w="80"/>
+              <w:right w:type="dxa" w:w="100"/>
+            </w:tcMar>
+            <w:vAlign w:val="top"/>
+          </w:tcPr>
+          <w:p>
+            <w:pPr>
+              <w:spacing w:after="0"/>
+            </w:pPr>
+            <w:r>
+              <w:rPr>
+                <w:sz w:val="20"/>
+                <w:szCs w:val="20"/>
+              </w:rPr>
+              <w:t xml:space="preserve">Use inverse multiplication or division to isolate the variable.</w:t>
+            </w:r>
+          </w:p>
+        </w:tc>
+        <w:tc>
+          <w:tcPr>
+            <w:tcW w:type="dxa" w:w="2200"/>
+            <w:tcMar>
+              <w:top w:type="dxa" w:w="80"/>
+              <w:left w:type="dxa" w:w="100"/>
+              <w:bottom w:type="dxa" w:w="80"/>
+              <w:right w:type="dxa" w:w="100"/>
+            </w:tcMar>
+            <w:vAlign w:val="top"/>
+          </w:tcPr>
+          <w:p>
+            <w:pPr>
+              <w:spacing w:after="40"/>
+            </w:pPr>
+            <w:r>
+              <w:rPr>
+                <w:i/>
+                <w:iCs/>
+                <w:color w:val="5F6F80"/>
+                <w:sz w:val="19"/>
+                <w:szCs w:val="19"/>
+              </w:rPr>
+              <w:t xml:space="preserve">Not Solve Multiplication and Division Equations: write a counter-example that breaks the definition.</w:t>
+            </w:r>
+          </w:p>
+          <w:p>
+            <w:pPr>
+              <w:pBdr>
+                <w:bottom w:val="single" w:color="AFBECC" w:sz="6"/>
+              </w:pBdr>
+              <w:spacing w:after="30" w:before="150"/>
+            </w:pPr>
+            <w:r>
+              <w:t xml:space="preserve"/>
+            </w:r>
+          </w:p>
+        </w:tc>
+        <w:tc>
+          <w:tcPr>
+            <w:tcW w:type="dxa" w:w="2200"/>
+            <w:tcMar>
+              <w:top w:type="dxa" w:w="80"/>
+              <w:left w:type="dxa" w:w="100"/>
+              <w:bottom w:type="dxa" w:w="80"/>
+              <w:right w:type="dxa" w:w="100"/>
+            </w:tcMar>
+            <w:vAlign w:val="top"/>
+          </w:tcPr>
+          <w:p>
+            <w:pPr>
+              <w:spacing w:after="40"/>
               <w:jc w:val="center"/>
             </w:pPr>
             <w:r>
               <w:drawing>
                 <wp:inline distT="0" distB="0" distL="0" distR="0">
-                  <wp:extent cx="1047750" cy="790575"/>
+                  <wp:extent cx="876300" cy="657225"/>
                   <wp:effectExtent t="0" r="0" b="0" l="0"/>
                   <wp:docPr id="1" name="" descr="" title=""/>
                   <wp:cNvGraphicFramePr>
@@ -331,7 +551,7 @@
                         <pic:spPr bwMode="auto">
                           <a:xfrm>
                             <a:off x="0" y="0"/>
-                            <a:ext cx="1047750" cy="790575"/>
+                            <a:ext cx="876300" cy="657225"/>
                           </a:xfrm>
                           <a:prstGeom prst="rect">
                             <a:avLst/>
@@ -344,32 +564,108 @@
               </w:drawing>
             </w:r>
           </w:p>
-        </w:tc>
-        <w:tc>
-          <w:tcPr>
-            <w:tcW w:type="dxa" w:w="7560"/>
-            <w:tcMar>
-              <w:top w:type="dxa" w:w="100"/>
-              <w:left w:type="dxa" w:w="40"/>
-              <w:bottom w:type="dxa" w:w="100"/>
-              <w:right w:type="dxa" w:w="40"/>
-            </w:tcMar>
-            <w:vAlign w:val="center"/>
-          </w:tcPr>
-          <w:p>
-            <w:pPr>
-              <w:spacing w:after="50"/>
+          <w:p>
+            <w:pPr>
+              <w:spacing w:after="0"/>
+            </w:pPr>
+            <w:r>
+              <w:rPr>
+                <w:i/>
+                <w:iCs/>
+                <w:color w:val="5F6F80"/>
+                <w:sz w:val="18"/>
+                <w:szCs w:val="18"/>
+              </w:rPr>
+              <w:t xml:space="preserve">4x = 20 → x = 5</w:t>
+            </w:r>
+          </w:p>
+        </w:tc>
+      </w:tr>
+      <w:tr>
+        <w:trPr>
+          <w:cantSplit/>
+        </w:trPr>
+        <w:tc>
+          <w:tcPr>
+            <w:tcW w:type="dxa" w:w="1800"/>
+            <w:tcMar>
+              <w:top w:type="dxa" w:w="80"/>
+              <w:left w:type="dxa" w:w="100"/>
+              <w:bottom w:type="dxa" w:w="80"/>
+              <w:right w:type="dxa" w:w="100"/>
+            </w:tcMar>
+            <w:vAlign w:val="top"/>
+          </w:tcPr>
+          <w:p>
+            <w:pPr>
+              <w:spacing w:after="30"/>
             </w:pPr>
             <w:r>
               <w:rPr>
                 <w:b/>
                 <w:bCs/>
                 <w:color w:val="12355B"/>
-                <w:sz w:val="24"/>
-                <w:szCs w:val="24"/>
-              </w:rPr>
-              <w:t xml:space="preserve">Solve Multiplication and Division Equations</w:t>
-            </w:r>
+                <w:sz w:val="21"/>
+                <w:szCs w:val="21"/>
+              </w:rPr>
+              <w:t xml:space="preserve">Inverse operation</w:t>
+            </w:r>
+          </w:p>
+          <w:p>
+            <w:pPr>
+              <w:spacing w:after="0"/>
+            </w:pPr>
+            <w:r>
+              <w:rPr>
+                <w:i/>
+                <w:iCs/>
+                <w:color w:val="5F6F80"/>
+                <w:sz w:val="18"/>
+                <w:szCs w:val="18"/>
+              </w:rPr>
+              <w:t xml:space="preserve">Operación inversa</w:t>
+            </w:r>
+          </w:p>
+        </w:tc>
+        <w:tc>
+          <w:tcPr>
+            <w:tcW w:type="dxa" w:w="3160"/>
+            <w:tcMar>
+              <w:top w:type="dxa" w:w="80"/>
+              <w:left w:type="dxa" w:w="100"/>
+              <w:bottom w:type="dxa" w:w="80"/>
+              <w:right w:type="dxa" w:w="100"/>
+            </w:tcMar>
+            <w:vAlign w:val="top"/>
+          </w:tcPr>
+          <w:p>
+            <w:pPr>
+              <w:spacing w:after="0"/>
+            </w:pPr>
+            <w:r>
+              <w:rPr>
+                <w:sz w:val="20"/>
+                <w:szCs w:val="20"/>
+              </w:rPr>
+              <w:t xml:space="preserve">Two math actions that undo each other, like × and ÷.</w:t>
+            </w:r>
+          </w:p>
+        </w:tc>
+        <w:tc>
+          <w:tcPr>
+            <w:tcW w:type="dxa" w:w="2200"/>
+            <w:tcMar>
+              <w:top w:type="dxa" w:w="80"/>
+              <w:left w:type="dxa" w:w="100"/>
+              <w:bottom w:type="dxa" w:w="80"/>
+              <w:right w:type="dxa" w:w="100"/>
+            </w:tcMar>
+            <w:vAlign w:val="top"/>
+          </w:tcPr>
+          <w:p>
+            <w:pPr>
+              <w:spacing w:after="40"/>
+            </w:pPr>
             <w:r>
               <w:rPr>
                 <w:i/>
@@ -378,89 +674,41 @@
                 <w:sz w:val="19"/>
                 <w:szCs w:val="19"/>
               </w:rPr>
-              <w:t xml:space="preserve">   Resolver ecuaciones de multiplicación y división</w:t>
-            </w:r>
-          </w:p>
+              <w:t xml:space="preserve">Not Inverse operation: write a counter-example that breaks the definition.</w:t>
+            </w:r>
+          </w:p>
+          <w:p>
+            <w:pPr>
+              <w:pBdr>
+                <w:bottom w:val="single" w:color="AFBECC" w:sz="6"/>
+              </w:pBdr>
+              <w:spacing w:after="30" w:before="150"/>
+            </w:pPr>
+            <w:r>
+              <w:t xml:space="preserve"/>
+            </w:r>
+          </w:p>
+        </w:tc>
+        <w:tc>
+          <w:tcPr>
+            <w:tcW w:type="dxa" w:w="2200"/>
+            <w:tcMar>
+              <w:top w:type="dxa" w:w="80"/>
+              <w:left w:type="dxa" w:w="100"/>
+              <w:bottom w:type="dxa" w:w="80"/>
+              <w:right w:type="dxa" w:w="100"/>
+            </w:tcMar>
+            <w:vAlign w:val="top"/>
+          </w:tcPr>
           <w:p>
             <w:pPr>
               <w:spacing w:after="40"/>
-            </w:pPr>
-            <w:r>
-              <w:rPr>
-                <w:sz w:val="21"/>
-                <w:szCs w:val="21"/>
-              </w:rPr>
-              <w:t xml:space="preserve">Use inverse multiplication or division to isolate the variable.</w:t>
-            </w:r>
-          </w:p>
-          <w:p>
-            <w:pPr>
-              <w:spacing w:after="0"/>
-            </w:pPr>
-            <w:r>
-              <w:rPr>
-                <w:b/>
-                <w:bCs/>
-                <w:color w:val="1FA6A2"/>
-                <w:sz w:val="18"/>
-                <w:szCs w:val="18"/>
-              </w:rPr>
-              <w:t xml:space="preserve">Example:  </w:t>
-            </w:r>
-            <w:r>
-              <w:rPr>
-                <w:i/>
-                <w:iCs/>
-                <w:color w:val="5F6F80"/>
-                <w:sz w:val="18"/>
-                <w:szCs w:val="18"/>
-              </w:rPr>
-              <w:t xml:space="preserve">4x = 20 → x = 5</w:t>
-            </w:r>
-          </w:p>
-        </w:tc>
-      </w:tr>
-    </w:tbl>
-    <w:tbl>
-      <w:tblPr>
-        <w:tblW w:type="pct" w:w="100%"/>
-        <w:tblBorders>
-          <w:top w:val="none" w:color="FFFFFF" w:sz="0"/>
-          <w:left w:val="none" w:color="FFFFFF" w:sz="0"/>
-          <w:bottom w:val="single" w:color="C7D2DD" w:sz="4"/>
-          <w:right w:val="none" w:color="FFFFFF" w:sz="0"/>
-          <w:insideH w:val="none" w:color="FFFFFF" w:sz="0"/>
-          <w:insideV w:val="none" w:color="FFFFFF" w:sz="0"/>
-        </w:tblBorders>
-      </w:tblPr>
-      <w:tblGrid>
-        <w:gridCol w:w="1800"/>
-        <w:gridCol w:w="7560"/>
-      </w:tblGrid>
-      <w:tr>
-        <w:trPr>
-          <w:cantSplit/>
-        </w:trPr>
-        <w:tc>
-          <w:tcPr>
-            <w:tcW w:type="dxa" w:w="1800"/>
-            <w:tcMar>
-              <w:top w:type="dxa" w:w="100"/>
-              <w:left w:type="dxa" w:w="40"/>
-              <w:bottom w:type="dxa" w:w="100"/>
-              <w:right w:type="dxa" w:w="120"/>
-            </w:tcMar>
-            <w:vAlign w:val="center"/>
-          </w:tcPr>
-          <w:p>
-            <w:pPr>
-              <w:spacing w:after="0"/>
               <w:jc w:val="center"/>
             </w:pPr>
             <w:r>
               <w:drawing>
                 <wp:inline distT="0" distB="0" distL="0" distR="0">
-                  <wp:extent cx="1047750" cy="790575"/>
+                  <wp:extent cx="876300" cy="657225"/>
                   <wp:effectExtent t="0" r="0" b="0" l="0"/>
                   <wp:docPr id="1" name="" descr="" title=""/>
                   <wp:cNvGraphicFramePr>
@@ -485,7 +733,7 @@
                         <pic:spPr bwMode="auto">
                           <a:xfrm>
                             <a:off x="0" y="0"/>
-                            <a:ext cx="1047750" cy="790575"/>
+                            <a:ext cx="876300" cy="657225"/>
                           </a:xfrm>
                           <a:prstGeom prst="rect">
                             <a:avLst/>
@@ -498,32 +746,108 @@
               </w:drawing>
             </w:r>
           </w:p>
-        </w:tc>
-        <w:tc>
-          <w:tcPr>
-            <w:tcW w:type="dxa" w:w="7560"/>
-            <w:tcMar>
-              <w:top w:type="dxa" w:w="100"/>
-              <w:left w:type="dxa" w:w="40"/>
-              <w:bottom w:type="dxa" w:w="100"/>
-              <w:right w:type="dxa" w:w="40"/>
-            </w:tcMar>
-            <w:vAlign w:val="center"/>
-          </w:tcPr>
-          <w:p>
-            <w:pPr>
-              <w:spacing w:after="50"/>
+          <w:p>
+            <w:pPr>
+              <w:spacing w:after="0"/>
+            </w:pPr>
+            <w:r>
+              <w:rPr>
+                <w:i/>
+                <w:iCs/>
+                <w:color w:val="5F6F80"/>
+                <w:sz w:val="18"/>
+                <w:szCs w:val="18"/>
+              </w:rPr>
+              <w:t xml:space="preserve">Multiplication and division are inverses: 3 × 7 = 21, so 21 ÷ 3 = 7</w:t>
+            </w:r>
+          </w:p>
+        </w:tc>
+      </w:tr>
+      <w:tr>
+        <w:trPr>
+          <w:cantSplit/>
+        </w:trPr>
+        <w:tc>
+          <w:tcPr>
+            <w:tcW w:type="dxa" w:w="1800"/>
+            <w:tcMar>
+              <w:top w:type="dxa" w:w="80"/>
+              <w:left w:type="dxa" w:w="100"/>
+              <w:bottom w:type="dxa" w:w="80"/>
+              <w:right w:type="dxa" w:w="100"/>
+            </w:tcMar>
+            <w:vAlign w:val="top"/>
+          </w:tcPr>
+          <w:p>
+            <w:pPr>
+              <w:spacing w:after="30"/>
             </w:pPr>
             <w:r>
               <w:rPr>
                 <w:b/>
                 <w:bCs/>
                 <w:color w:val="12355B"/>
-                <w:sz w:val="24"/>
-                <w:szCs w:val="24"/>
-              </w:rPr>
-              <w:t xml:space="preserve">Inverse operation</w:t>
-            </w:r>
+                <w:sz w:val="21"/>
+                <w:szCs w:val="21"/>
+              </w:rPr>
+              <w:t xml:space="preserve">Multiply</w:t>
+            </w:r>
+          </w:p>
+          <w:p>
+            <w:pPr>
+              <w:spacing w:after="0"/>
+            </w:pPr>
+            <w:r>
+              <w:rPr>
+                <w:i/>
+                <w:iCs/>
+                <w:color w:val="5F6F80"/>
+                <w:sz w:val="18"/>
+                <w:szCs w:val="18"/>
+              </w:rPr>
+              <w:t xml:space="preserve">Multiplicar</w:t>
+            </w:r>
+          </w:p>
+        </w:tc>
+        <w:tc>
+          <w:tcPr>
+            <w:tcW w:type="dxa" w:w="3160"/>
+            <w:tcMar>
+              <w:top w:type="dxa" w:w="80"/>
+              <w:left w:type="dxa" w:w="100"/>
+              <w:bottom w:type="dxa" w:w="80"/>
+              <w:right w:type="dxa" w:w="100"/>
+            </w:tcMar>
+            <w:vAlign w:val="top"/>
+          </w:tcPr>
+          <w:p>
+            <w:pPr>
+              <w:spacing w:after="0"/>
+            </w:pPr>
+            <w:r>
+              <w:rPr>
+                <w:sz w:val="20"/>
+                <w:szCs w:val="20"/>
+              </w:rPr>
+              <w:t xml:space="preserve">To add equal groups again and again.</w:t>
+            </w:r>
+          </w:p>
+        </w:tc>
+        <w:tc>
+          <w:tcPr>
+            <w:tcW w:type="dxa" w:w="2200"/>
+            <w:tcMar>
+              <w:top w:type="dxa" w:w="80"/>
+              <w:left w:type="dxa" w:w="100"/>
+              <w:bottom w:type="dxa" w:w="80"/>
+              <w:right w:type="dxa" w:w="100"/>
+            </w:tcMar>
+            <w:vAlign w:val="top"/>
+          </w:tcPr>
+          <w:p>
+            <w:pPr>
+              <w:spacing w:after="40"/>
+            </w:pPr>
             <w:r>
               <w:rPr>
                 <w:i/>
@@ -532,89 +856,41 @@
                 <w:sz w:val="19"/>
                 <w:szCs w:val="19"/>
               </w:rPr>
-              <w:t xml:space="preserve">   Operación inversa</w:t>
-            </w:r>
-          </w:p>
+              <w:t xml:space="preserve">Not Multiply: write a counter-example that breaks the definition.</w:t>
+            </w:r>
+          </w:p>
+          <w:p>
+            <w:pPr>
+              <w:pBdr>
+                <w:bottom w:val="single" w:color="AFBECC" w:sz="6"/>
+              </w:pBdr>
+              <w:spacing w:after="30" w:before="150"/>
+            </w:pPr>
+            <w:r>
+              <w:t xml:space="preserve"/>
+            </w:r>
+          </w:p>
+        </w:tc>
+        <w:tc>
+          <w:tcPr>
+            <w:tcW w:type="dxa" w:w="2200"/>
+            <w:tcMar>
+              <w:top w:type="dxa" w:w="80"/>
+              <w:left w:type="dxa" w:w="100"/>
+              <w:bottom w:type="dxa" w:w="80"/>
+              <w:right w:type="dxa" w:w="100"/>
+            </w:tcMar>
+            <w:vAlign w:val="top"/>
+          </w:tcPr>
           <w:p>
             <w:pPr>
               <w:spacing w:after="40"/>
-            </w:pPr>
-            <w:r>
-              <w:rPr>
-                <w:sz w:val="21"/>
-                <w:szCs w:val="21"/>
-              </w:rPr>
-              <w:t xml:space="preserve">Two math actions that undo each other, like × and ÷.</w:t>
-            </w:r>
-          </w:p>
-          <w:p>
-            <w:pPr>
-              <w:spacing w:after="0"/>
-            </w:pPr>
-            <w:r>
-              <w:rPr>
-                <w:b/>
-                <w:bCs/>
-                <w:color w:val="1FA6A2"/>
-                <w:sz w:val="18"/>
-                <w:szCs w:val="18"/>
-              </w:rPr>
-              <w:t xml:space="preserve">Example:  </w:t>
-            </w:r>
-            <w:r>
-              <w:rPr>
-                <w:i/>
-                <w:iCs/>
-                <w:color w:val="5F6F80"/>
-                <w:sz w:val="18"/>
-                <w:szCs w:val="18"/>
-              </w:rPr>
-              <w:t xml:space="preserve">Multiplication and division are inverses: 3 × 7 = 21, so 21 ÷ 3 = 7</w:t>
-            </w:r>
-          </w:p>
-        </w:tc>
-      </w:tr>
-    </w:tbl>
-    <w:tbl>
-      <w:tblPr>
-        <w:tblW w:type="pct" w:w="100%"/>
-        <w:tblBorders>
-          <w:top w:val="none" w:color="FFFFFF" w:sz="0"/>
-          <w:left w:val="none" w:color="FFFFFF" w:sz="0"/>
-          <w:bottom w:val="single" w:color="C7D2DD" w:sz="4"/>
-          <w:right w:val="none" w:color="FFFFFF" w:sz="0"/>
-          <w:insideH w:val="none" w:color="FFFFFF" w:sz="0"/>
-          <w:insideV w:val="none" w:color="FFFFFF" w:sz="0"/>
-        </w:tblBorders>
-      </w:tblPr>
-      <w:tblGrid>
-        <w:gridCol w:w="1800"/>
-        <w:gridCol w:w="7560"/>
-      </w:tblGrid>
-      <w:tr>
-        <w:trPr>
-          <w:cantSplit/>
-        </w:trPr>
-        <w:tc>
-          <w:tcPr>
-            <w:tcW w:type="dxa" w:w="1800"/>
-            <w:tcMar>
-              <w:top w:type="dxa" w:w="100"/>
-              <w:left w:type="dxa" w:w="40"/>
-              <w:bottom w:type="dxa" w:w="100"/>
-              <w:right w:type="dxa" w:w="120"/>
-            </w:tcMar>
-            <w:vAlign w:val="center"/>
-          </w:tcPr>
-          <w:p>
-            <w:pPr>
-              <w:spacing w:after="0"/>
               <w:jc w:val="center"/>
             </w:pPr>
             <w:r>
               <w:drawing>
                 <wp:inline distT="0" distB="0" distL="0" distR="0">
-                  <wp:extent cx="1047750" cy="790575"/>
+                  <wp:extent cx="876300" cy="657225"/>
                   <wp:effectExtent t="0" r="0" b="0" l="0"/>
                   <wp:docPr id="1" name="" descr="" title=""/>
                   <wp:cNvGraphicFramePr>
@@ -639,7 +915,7 @@
                         <pic:spPr bwMode="auto">
                           <a:xfrm>
                             <a:off x="0" y="0"/>
-                            <a:ext cx="1047750" cy="790575"/>
+                            <a:ext cx="876300" cy="657225"/>
                           </a:xfrm>
                           <a:prstGeom prst="rect">
                             <a:avLst/>
@@ -652,32 +928,108 @@
               </w:drawing>
             </w:r>
           </w:p>
-        </w:tc>
-        <w:tc>
-          <w:tcPr>
-            <w:tcW w:type="dxa" w:w="7560"/>
-            <w:tcMar>
-              <w:top w:type="dxa" w:w="100"/>
-              <w:left w:type="dxa" w:w="40"/>
-              <w:bottom w:type="dxa" w:w="100"/>
-              <w:right w:type="dxa" w:w="40"/>
-            </w:tcMar>
-            <w:vAlign w:val="center"/>
-          </w:tcPr>
-          <w:p>
-            <w:pPr>
-              <w:spacing w:after="50"/>
+          <w:p>
+            <w:pPr>
+              <w:spacing w:after="0"/>
+            </w:pPr>
+            <w:r>
+              <w:rPr>
+                <w:i/>
+                <w:iCs/>
+                <w:color w:val="5F6F80"/>
+                <w:sz w:val="18"/>
+                <w:szCs w:val="18"/>
+              </w:rPr>
+              <w:t xml:space="preserve">3 × 7 = 21 means 3 groups of 7 equals 21</w:t>
+            </w:r>
+          </w:p>
+        </w:tc>
+      </w:tr>
+      <w:tr>
+        <w:trPr>
+          <w:cantSplit/>
+        </w:trPr>
+        <w:tc>
+          <w:tcPr>
+            <w:tcW w:type="dxa" w:w="1800"/>
+            <w:tcMar>
+              <w:top w:type="dxa" w:w="80"/>
+              <w:left w:type="dxa" w:w="100"/>
+              <w:bottom w:type="dxa" w:w="80"/>
+              <w:right w:type="dxa" w:w="100"/>
+            </w:tcMar>
+            <w:vAlign w:val="top"/>
+          </w:tcPr>
+          <w:p>
+            <w:pPr>
+              <w:spacing w:after="30"/>
             </w:pPr>
             <w:r>
               <w:rPr>
                 <w:b/>
                 <w:bCs/>
                 <w:color w:val="12355B"/>
-                <w:sz w:val="24"/>
-                <w:szCs w:val="24"/>
-              </w:rPr>
-              <w:t xml:space="preserve">Multiply</w:t>
-            </w:r>
+                <w:sz w:val="21"/>
+                <w:szCs w:val="21"/>
+              </w:rPr>
+              <w:t xml:space="preserve">Divide</w:t>
+            </w:r>
+          </w:p>
+          <w:p>
+            <w:pPr>
+              <w:spacing w:after="0"/>
+            </w:pPr>
+            <w:r>
+              <w:rPr>
+                <w:i/>
+                <w:iCs/>
+                <w:color w:val="5F6F80"/>
+                <w:sz w:val="18"/>
+                <w:szCs w:val="18"/>
+              </w:rPr>
+              <w:t xml:space="preserve">Dividir</w:t>
+            </w:r>
+          </w:p>
+        </w:tc>
+        <w:tc>
+          <w:tcPr>
+            <w:tcW w:type="dxa" w:w="3160"/>
+            <w:tcMar>
+              <w:top w:type="dxa" w:w="80"/>
+              <w:left w:type="dxa" w:w="100"/>
+              <w:bottom w:type="dxa" w:w="80"/>
+              <w:right w:type="dxa" w:w="100"/>
+            </w:tcMar>
+            <w:vAlign w:val="top"/>
+          </w:tcPr>
+          <w:p>
+            <w:pPr>
+              <w:spacing w:after="0"/>
+            </w:pPr>
+            <w:r>
+              <w:rPr>
+                <w:sz w:val="20"/>
+                <w:szCs w:val="20"/>
+              </w:rPr>
+              <w:t xml:space="preserve">To split into equal groups.</w:t>
+            </w:r>
+          </w:p>
+        </w:tc>
+        <w:tc>
+          <w:tcPr>
+            <w:tcW w:type="dxa" w:w="2200"/>
+            <w:tcMar>
+              <w:top w:type="dxa" w:w="80"/>
+              <w:left w:type="dxa" w:w="100"/>
+              <w:bottom w:type="dxa" w:w="80"/>
+              <w:right w:type="dxa" w:w="100"/>
+            </w:tcMar>
+            <w:vAlign w:val="top"/>
+          </w:tcPr>
+          <w:p>
+            <w:pPr>
+              <w:spacing w:after="40"/>
+            </w:pPr>
             <w:r>
               <w:rPr>
                 <w:i/>
@@ -686,89 +1038,41 @@
                 <w:sz w:val="19"/>
                 <w:szCs w:val="19"/>
               </w:rPr>
-              <w:t xml:space="preserve">   Multiplicar</w:t>
-            </w:r>
-          </w:p>
+              <w:t xml:space="preserve">Not Divide: write a counter-example that breaks the definition.</w:t>
+            </w:r>
+          </w:p>
+          <w:p>
+            <w:pPr>
+              <w:pBdr>
+                <w:bottom w:val="single" w:color="AFBECC" w:sz="6"/>
+              </w:pBdr>
+              <w:spacing w:after="30" w:before="150"/>
+            </w:pPr>
+            <w:r>
+              <w:t xml:space="preserve"/>
+            </w:r>
+          </w:p>
+        </w:tc>
+        <w:tc>
+          <w:tcPr>
+            <w:tcW w:type="dxa" w:w="2200"/>
+            <w:tcMar>
+              <w:top w:type="dxa" w:w="80"/>
+              <w:left w:type="dxa" w:w="100"/>
+              <w:bottom w:type="dxa" w:w="80"/>
+              <w:right w:type="dxa" w:w="100"/>
+            </w:tcMar>
+            <w:vAlign w:val="top"/>
+          </w:tcPr>
           <w:p>
             <w:pPr>
               <w:spacing w:after="40"/>
-            </w:pPr>
-            <w:r>
-              <w:rPr>
-                <w:sz w:val="21"/>
-                <w:szCs w:val="21"/>
-              </w:rPr>
-              <w:t xml:space="preserve">To add equal groups again and again.</w:t>
-            </w:r>
-          </w:p>
-          <w:p>
-            <w:pPr>
-              <w:spacing w:after="0"/>
-            </w:pPr>
-            <w:r>
-              <w:rPr>
-                <w:b/>
-                <w:bCs/>
-                <w:color w:val="1FA6A2"/>
-                <w:sz w:val="18"/>
-                <w:szCs w:val="18"/>
-              </w:rPr>
-              <w:t xml:space="preserve">Example:  </w:t>
-            </w:r>
-            <w:r>
-              <w:rPr>
-                <w:i/>
-                <w:iCs/>
-                <w:color w:val="5F6F80"/>
-                <w:sz w:val="18"/>
-                <w:szCs w:val="18"/>
-              </w:rPr>
-              <w:t xml:space="preserve">3 × 7 = 21 means 3 groups of 7 equals 21</w:t>
-            </w:r>
-          </w:p>
-        </w:tc>
-      </w:tr>
-    </w:tbl>
-    <w:tbl>
-      <w:tblPr>
-        <w:tblW w:type="pct" w:w="100%"/>
-        <w:tblBorders>
-          <w:top w:val="none" w:color="FFFFFF" w:sz="0"/>
-          <w:left w:val="none" w:color="FFFFFF" w:sz="0"/>
-          <w:bottom w:val="single" w:color="C7D2DD" w:sz="4"/>
-          <w:right w:val="none" w:color="FFFFFF" w:sz="0"/>
-          <w:insideH w:val="none" w:color="FFFFFF" w:sz="0"/>
-          <w:insideV w:val="none" w:color="FFFFFF" w:sz="0"/>
-        </w:tblBorders>
-      </w:tblPr>
-      <w:tblGrid>
-        <w:gridCol w:w="1800"/>
-        <w:gridCol w:w="7560"/>
-      </w:tblGrid>
-      <w:tr>
-        <w:trPr>
-          <w:cantSplit/>
-        </w:trPr>
-        <w:tc>
-          <w:tcPr>
-            <w:tcW w:type="dxa" w:w="1800"/>
-            <w:tcMar>
-              <w:top w:type="dxa" w:w="100"/>
-              <w:left w:type="dxa" w:w="40"/>
-              <w:bottom w:type="dxa" w:w="100"/>
-              <w:right w:type="dxa" w:w="120"/>
-            </w:tcMar>
-            <w:vAlign w:val="center"/>
-          </w:tcPr>
-          <w:p>
-            <w:pPr>
-              <w:spacing w:after="0"/>
               <w:jc w:val="center"/>
             </w:pPr>
             <w:r>
               <w:drawing>
                 <wp:inline distT="0" distB="0" distL="0" distR="0">
-                  <wp:extent cx="1047750" cy="790575"/>
+                  <wp:extent cx="876300" cy="657225"/>
                   <wp:effectExtent t="0" r="0" b="0" l="0"/>
                   <wp:docPr id="1" name="" descr="" title=""/>
                   <wp:cNvGraphicFramePr>
@@ -793,7 +1097,7 @@
                         <pic:spPr bwMode="auto">
                           <a:xfrm>
                             <a:off x="0" y="0"/>
-                            <a:ext cx="1047750" cy="790575"/>
+                            <a:ext cx="876300" cy="657225"/>
                           </a:xfrm>
                           <a:prstGeom prst="rect">
                             <a:avLst/>
@@ -806,32 +1110,108 @@
               </w:drawing>
             </w:r>
           </w:p>
-        </w:tc>
-        <w:tc>
-          <w:tcPr>
-            <w:tcW w:type="dxa" w:w="7560"/>
-            <w:tcMar>
-              <w:top w:type="dxa" w:w="100"/>
-              <w:left w:type="dxa" w:w="40"/>
-              <w:bottom w:type="dxa" w:w="100"/>
-              <w:right w:type="dxa" w:w="40"/>
-            </w:tcMar>
-            <w:vAlign w:val="center"/>
-          </w:tcPr>
-          <w:p>
-            <w:pPr>
-              <w:spacing w:after="50"/>
+          <w:p>
+            <w:pPr>
+              <w:spacing w:after="0"/>
+            </w:pPr>
+            <w:r>
+              <w:rPr>
+                <w:i/>
+                <w:iCs/>
+                <w:color w:val="5F6F80"/>
+                <w:sz w:val="18"/>
+                <w:szCs w:val="18"/>
+              </w:rPr>
+              <w:t xml:space="preserve">36 ÷ 4 = 9 means 36 split into 4 equal groups gives 9 per group</w:t>
+            </w:r>
+          </w:p>
+        </w:tc>
+      </w:tr>
+      <w:tr>
+        <w:trPr>
+          <w:cantSplit/>
+        </w:trPr>
+        <w:tc>
+          <w:tcPr>
+            <w:tcW w:type="dxa" w:w="1800"/>
+            <w:tcMar>
+              <w:top w:type="dxa" w:w="80"/>
+              <w:left w:type="dxa" w:w="100"/>
+              <w:bottom w:type="dxa" w:w="80"/>
+              <w:right w:type="dxa" w:w="100"/>
+            </w:tcMar>
+            <w:vAlign w:val="top"/>
+          </w:tcPr>
+          <w:p>
+            <w:pPr>
+              <w:spacing w:after="30"/>
             </w:pPr>
             <w:r>
               <w:rPr>
                 <w:b/>
                 <w:bCs/>
                 <w:color w:val="12355B"/>
-                <w:sz w:val="24"/>
-                <w:szCs w:val="24"/>
-              </w:rPr>
-              <w:t xml:space="preserve">Divide</w:t>
-            </w:r>
+                <w:sz w:val="21"/>
+                <w:szCs w:val="21"/>
+              </w:rPr>
+              <w:t xml:space="preserve">Isolate</w:t>
+            </w:r>
+          </w:p>
+          <w:p>
+            <w:pPr>
+              <w:spacing w:after="0"/>
+            </w:pPr>
+            <w:r>
+              <w:rPr>
+                <w:i/>
+                <w:iCs/>
+                <w:color w:val="5F6F80"/>
+                <w:sz w:val="18"/>
+                <w:szCs w:val="18"/>
+              </w:rPr>
+              <w:t xml:space="preserve">Despejar</w:t>
+            </w:r>
+          </w:p>
+        </w:tc>
+        <w:tc>
+          <w:tcPr>
+            <w:tcW w:type="dxa" w:w="3160"/>
+            <w:tcMar>
+              <w:top w:type="dxa" w:w="80"/>
+              <w:left w:type="dxa" w:w="100"/>
+              <w:bottom w:type="dxa" w:w="80"/>
+              <w:right w:type="dxa" w:w="100"/>
+            </w:tcMar>
+            <w:vAlign w:val="top"/>
+          </w:tcPr>
+          <w:p>
+            <w:pPr>
+              <w:spacing w:after="0"/>
+            </w:pPr>
+            <w:r>
+              <w:rPr>
+                <w:sz w:val="20"/>
+                <w:szCs w:val="20"/>
+              </w:rPr>
+              <w:t xml:space="preserve">To get the letter by itself on one side.</w:t>
+            </w:r>
+          </w:p>
+        </w:tc>
+        <w:tc>
+          <w:tcPr>
+            <w:tcW w:type="dxa" w:w="2200"/>
+            <w:tcMar>
+              <w:top w:type="dxa" w:w="80"/>
+              <w:left w:type="dxa" w:w="100"/>
+              <w:bottom w:type="dxa" w:w="80"/>
+              <w:right w:type="dxa" w:w="100"/>
+            </w:tcMar>
+            <w:vAlign w:val="top"/>
+          </w:tcPr>
+          <w:p>
+            <w:pPr>
+              <w:spacing w:after="40"/>
+            </w:pPr>
             <w:r>
               <w:rPr>
                 <w:i/>
@@ -840,89 +1220,41 @@
                 <w:sz w:val="19"/>
                 <w:szCs w:val="19"/>
               </w:rPr>
-              <w:t xml:space="preserve">   Dividir</w:t>
-            </w:r>
-          </w:p>
+              <w:t xml:space="preserve">Not Isolate: write a counter-example that breaks the definition.</w:t>
+            </w:r>
+          </w:p>
+          <w:p>
+            <w:pPr>
+              <w:pBdr>
+                <w:bottom w:val="single" w:color="AFBECC" w:sz="6"/>
+              </w:pBdr>
+              <w:spacing w:after="30" w:before="150"/>
+            </w:pPr>
+            <w:r>
+              <w:t xml:space="preserve"/>
+            </w:r>
+          </w:p>
+        </w:tc>
+        <w:tc>
+          <w:tcPr>
+            <w:tcW w:type="dxa" w:w="2200"/>
+            <w:tcMar>
+              <w:top w:type="dxa" w:w="80"/>
+              <w:left w:type="dxa" w:w="100"/>
+              <w:bottom w:type="dxa" w:w="80"/>
+              <w:right w:type="dxa" w:w="100"/>
+            </w:tcMar>
+            <w:vAlign w:val="top"/>
+          </w:tcPr>
           <w:p>
             <w:pPr>
               <w:spacing w:after="40"/>
-            </w:pPr>
-            <w:r>
-              <w:rPr>
-                <w:sz w:val="21"/>
-                <w:szCs w:val="21"/>
-              </w:rPr>
-              <w:t xml:space="preserve">To split into equal groups.</w:t>
-            </w:r>
-          </w:p>
-          <w:p>
-            <w:pPr>
-              <w:spacing w:after="0"/>
-            </w:pPr>
-            <w:r>
-              <w:rPr>
-                <w:b/>
-                <w:bCs/>
-                <w:color w:val="1FA6A2"/>
-                <w:sz w:val="18"/>
-                <w:szCs w:val="18"/>
-              </w:rPr>
-              <w:t xml:space="preserve">Example:  </w:t>
-            </w:r>
-            <w:r>
-              <w:rPr>
-                <w:i/>
-                <w:iCs/>
-                <w:color w:val="5F6F80"/>
-                <w:sz w:val="18"/>
-                <w:szCs w:val="18"/>
-              </w:rPr>
-              <w:t xml:space="preserve">36 ÷ 4 = 9 means 36 split into 4 equal groups gives 9 per group</w:t>
-            </w:r>
-          </w:p>
-        </w:tc>
-      </w:tr>
-    </w:tbl>
-    <w:tbl>
-      <w:tblPr>
-        <w:tblW w:type="pct" w:w="100%"/>
-        <w:tblBorders>
-          <w:top w:val="none" w:color="FFFFFF" w:sz="0"/>
-          <w:left w:val="none" w:color="FFFFFF" w:sz="0"/>
-          <w:bottom w:val="single" w:color="C7D2DD" w:sz="4"/>
-          <w:right w:val="none" w:color="FFFFFF" w:sz="0"/>
-          <w:insideH w:val="none" w:color="FFFFFF" w:sz="0"/>
-          <w:insideV w:val="none" w:color="FFFFFF" w:sz="0"/>
-        </w:tblBorders>
-      </w:tblPr>
-      <w:tblGrid>
-        <w:gridCol w:w="1800"/>
-        <w:gridCol w:w="7560"/>
-      </w:tblGrid>
-      <w:tr>
-        <w:trPr>
-          <w:cantSplit/>
-        </w:trPr>
-        <w:tc>
-          <w:tcPr>
-            <w:tcW w:type="dxa" w:w="1800"/>
-            <w:tcMar>
-              <w:top w:type="dxa" w:w="100"/>
-              <w:left w:type="dxa" w:w="40"/>
-              <w:bottom w:type="dxa" w:w="100"/>
-              <w:right w:type="dxa" w:w="120"/>
-            </w:tcMar>
-            <w:vAlign w:val="center"/>
-          </w:tcPr>
-          <w:p>
-            <w:pPr>
-              <w:spacing w:after="0"/>
               <w:jc w:val="center"/>
             </w:pPr>
             <w:r>
               <w:drawing>
                 <wp:inline distT="0" distB="0" distL="0" distR="0">
-                  <wp:extent cx="1047750" cy="790575"/>
+                  <wp:extent cx="876300" cy="657225"/>
                   <wp:effectExtent t="0" r="0" b="0" l="0"/>
                   <wp:docPr id="1" name="" descr="" title=""/>
                   <wp:cNvGraphicFramePr>
@@ -947,7 +1279,7 @@
                         <pic:spPr bwMode="auto">
                           <a:xfrm>
                             <a:off x="0" y="0"/>
-                            <a:ext cx="1047750" cy="790575"/>
+                            <a:ext cx="876300" cy="657225"/>
                           </a:xfrm>
                           <a:prstGeom prst="rect">
                             <a:avLst/>
@@ -960,32 +1292,108 @@
               </w:drawing>
             </w:r>
           </w:p>
-        </w:tc>
-        <w:tc>
-          <w:tcPr>
-            <w:tcW w:type="dxa" w:w="7560"/>
-            <w:tcMar>
-              <w:top w:type="dxa" w:w="100"/>
-              <w:left w:type="dxa" w:w="40"/>
-              <w:bottom w:type="dxa" w:w="100"/>
-              <w:right w:type="dxa" w:w="40"/>
-            </w:tcMar>
-            <w:vAlign w:val="center"/>
-          </w:tcPr>
-          <w:p>
-            <w:pPr>
-              <w:spacing w:after="50"/>
+          <w:p>
+            <w:pPr>
+              <w:spacing w:after="0"/>
+            </w:pPr>
+            <w:r>
+              <w:rPr>
+                <w:i/>
+                <w:iCs/>
+                <w:color w:val="5F6F80"/>
+                <w:sz w:val="18"/>
+                <w:szCs w:val="18"/>
+              </w:rPr>
+              <w:t xml:space="preserve">3x = 21 → divide both sides by 3 → x = 7 (x is alone)</w:t>
+            </w:r>
+          </w:p>
+        </w:tc>
+      </w:tr>
+      <w:tr>
+        <w:trPr>
+          <w:cantSplit/>
+        </w:trPr>
+        <w:tc>
+          <w:tcPr>
+            <w:tcW w:type="dxa" w:w="1800"/>
+            <w:tcMar>
+              <w:top w:type="dxa" w:w="80"/>
+              <w:left w:type="dxa" w:w="100"/>
+              <w:bottom w:type="dxa" w:w="80"/>
+              <w:right w:type="dxa" w:w="100"/>
+            </w:tcMar>
+            <w:vAlign w:val="top"/>
+          </w:tcPr>
+          <w:p>
+            <w:pPr>
+              <w:spacing w:after="30"/>
             </w:pPr>
             <w:r>
               <w:rPr>
                 <w:b/>
                 <w:bCs/>
                 <w:color w:val="12355B"/>
-                <w:sz w:val="24"/>
-                <w:szCs w:val="24"/>
-              </w:rPr>
-              <w:t xml:space="preserve">Isolate</w:t>
-            </w:r>
+                <w:sz w:val="21"/>
+                <w:szCs w:val="21"/>
+              </w:rPr>
+              <w:t xml:space="preserve">Coefficient</w:t>
+            </w:r>
+          </w:p>
+          <w:p>
+            <w:pPr>
+              <w:spacing w:after="0"/>
+            </w:pPr>
+            <w:r>
+              <w:rPr>
+                <w:i/>
+                <w:iCs/>
+                <w:color w:val="5F6F80"/>
+                <w:sz w:val="18"/>
+                <w:szCs w:val="18"/>
+              </w:rPr>
+              <w:t xml:space="preserve">Coeficiente</w:t>
+            </w:r>
+          </w:p>
+        </w:tc>
+        <w:tc>
+          <w:tcPr>
+            <w:tcW w:type="dxa" w:w="3160"/>
+            <w:tcMar>
+              <w:top w:type="dxa" w:w="80"/>
+              <w:left w:type="dxa" w:w="100"/>
+              <w:bottom w:type="dxa" w:w="80"/>
+              <w:right w:type="dxa" w:w="100"/>
+            </w:tcMar>
+            <w:vAlign w:val="top"/>
+          </w:tcPr>
+          <w:p>
+            <w:pPr>
+              <w:spacing w:after="0"/>
+            </w:pPr>
+            <w:r>
+              <w:rPr>
+                <w:sz w:val="20"/>
+                <w:szCs w:val="20"/>
+              </w:rPr>
+              <w:t xml:space="preserve">The number in front of a letter, like the 3 in 3x.</w:t>
+            </w:r>
+          </w:p>
+        </w:tc>
+        <w:tc>
+          <w:tcPr>
+            <w:tcW w:type="dxa" w:w="2200"/>
+            <w:tcMar>
+              <w:top w:type="dxa" w:w="80"/>
+              <w:left w:type="dxa" w:w="100"/>
+              <w:bottom w:type="dxa" w:w="80"/>
+              <w:right w:type="dxa" w:w="100"/>
+            </w:tcMar>
+            <w:vAlign w:val="top"/>
+          </w:tcPr>
+          <w:p>
+            <w:pPr>
+              <w:spacing w:after="40"/>
+            </w:pPr>
             <w:r>
               <w:rPr>
                 <w:i/>
@@ -994,89 +1402,41 @@
                 <w:sz w:val="19"/>
                 <w:szCs w:val="19"/>
               </w:rPr>
-              <w:t xml:space="preserve">   Despejar</w:t>
-            </w:r>
-          </w:p>
+              <w:t xml:space="preserve">Not Coefficient: write a counter-example that breaks the definition.</w:t>
+            </w:r>
+          </w:p>
+          <w:p>
+            <w:pPr>
+              <w:pBdr>
+                <w:bottom w:val="single" w:color="AFBECC" w:sz="6"/>
+              </w:pBdr>
+              <w:spacing w:after="30" w:before="150"/>
+            </w:pPr>
+            <w:r>
+              <w:t xml:space="preserve"/>
+            </w:r>
+          </w:p>
+        </w:tc>
+        <w:tc>
+          <w:tcPr>
+            <w:tcW w:type="dxa" w:w="2200"/>
+            <w:tcMar>
+              <w:top w:type="dxa" w:w="80"/>
+              <w:left w:type="dxa" w:w="100"/>
+              <w:bottom w:type="dxa" w:w="80"/>
+              <w:right w:type="dxa" w:w="100"/>
+            </w:tcMar>
+            <w:vAlign w:val="top"/>
+          </w:tcPr>
           <w:p>
             <w:pPr>
               <w:spacing w:after="40"/>
-            </w:pPr>
-            <w:r>
-              <w:rPr>
-                <w:sz w:val="21"/>
-                <w:szCs w:val="21"/>
-              </w:rPr>
-              <w:t xml:space="preserve">To get the letter by itself on one side.</w:t>
-            </w:r>
-          </w:p>
-          <w:p>
-            <w:pPr>
-              <w:spacing w:after="0"/>
-            </w:pPr>
-            <w:r>
-              <w:rPr>
-                <w:b/>
-                <w:bCs/>
-                <w:color w:val="1FA6A2"/>
-                <w:sz w:val="18"/>
-                <w:szCs w:val="18"/>
-              </w:rPr>
-              <w:t xml:space="preserve">Example:  </w:t>
-            </w:r>
-            <w:r>
-              <w:rPr>
-                <w:i/>
-                <w:iCs/>
-                <w:color w:val="5F6F80"/>
-                <w:sz w:val="18"/>
-                <w:szCs w:val="18"/>
-              </w:rPr>
-              <w:t xml:space="preserve">3x = 21 → divide both sides by 3 → x = 7 (x is alone)</w:t>
-            </w:r>
-          </w:p>
-        </w:tc>
-      </w:tr>
-    </w:tbl>
-    <w:tbl>
-      <w:tblPr>
-        <w:tblW w:type="pct" w:w="100%"/>
-        <w:tblBorders>
-          <w:top w:val="none" w:color="FFFFFF" w:sz="0"/>
-          <w:left w:val="none" w:color="FFFFFF" w:sz="0"/>
-          <w:bottom w:val="single" w:color="C7D2DD" w:sz="4"/>
-          <w:right w:val="none" w:color="FFFFFF" w:sz="0"/>
-          <w:insideH w:val="none" w:color="FFFFFF" w:sz="0"/>
-          <w:insideV w:val="none" w:color="FFFFFF" w:sz="0"/>
-        </w:tblBorders>
-      </w:tblPr>
-      <w:tblGrid>
-        <w:gridCol w:w="1800"/>
-        <w:gridCol w:w="7560"/>
-      </w:tblGrid>
-      <w:tr>
-        <w:trPr>
-          <w:cantSplit/>
-        </w:trPr>
-        <w:tc>
-          <w:tcPr>
-            <w:tcW w:type="dxa" w:w="1800"/>
-            <w:tcMar>
-              <w:top w:type="dxa" w:w="100"/>
-              <w:left w:type="dxa" w:w="40"/>
-              <w:bottom w:type="dxa" w:w="100"/>
-              <w:right w:type="dxa" w:w="120"/>
-            </w:tcMar>
-            <w:vAlign w:val="center"/>
-          </w:tcPr>
-          <w:p>
-            <w:pPr>
-              <w:spacing w:after="0"/>
               <w:jc w:val="center"/>
             </w:pPr>
             <w:r>
               <w:drawing>
                 <wp:inline distT="0" distB="0" distL="0" distR="0">
-                  <wp:extent cx="1047750" cy="790575"/>
+                  <wp:extent cx="876300" cy="657225"/>
                   <wp:effectExtent t="0" r="0" b="0" l="0"/>
                   <wp:docPr id="1" name="" descr="" title=""/>
                   <wp:cNvGraphicFramePr>
@@ -1101,7 +1461,7 @@
                         <pic:spPr bwMode="auto">
                           <a:xfrm>
                             <a:off x="0" y="0"/>
-                            <a:ext cx="1047750" cy="790575"/>
+                            <a:ext cx="876300" cy="657225"/>
                           </a:xfrm>
                           <a:prstGeom prst="rect">
                             <a:avLst/>
@@ -1114,32 +1474,108 @@
               </w:drawing>
             </w:r>
           </w:p>
-        </w:tc>
-        <w:tc>
-          <w:tcPr>
-            <w:tcW w:type="dxa" w:w="7560"/>
-            <w:tcMar>
-              <w:top w:type="dxa" w:w="100"/>
-              <w:left w:type="dxa" w:w="40"/>
-              <w:bottom w:type="dxa" w:w="100"/>
-              <w:right w:type="dxa" w:w="40"/>
-            </w:tcMar>
-            <w:vAlign w:val="center"/>
-          </w:tcPr>
-          <w:p>
-            <w:pPr>
-              <w:spacing w:after="50"/>
+          <w:p>
+            <w:pPr>
+              <w:spacing w:after="0"/>
+            </w:pPr>
+            <w:r>
+              <w:rPr>
+                <w:i/>
+                <w:iCs/>
+                <w:color w:val="5F6F80"/>
+                <w:sz w:val="18"/>
+                <w:szCs w:val="18"/>
+              </w:rPr>
+              <w:t xml:space="preserve">In 6x = 18, the coefficient is 6; divide both sides by 6 to get x = 3.</w:t>
+            </w:r>
+          </w:p>
+        </w:tc>
+      </w:tr>
+      <w:tr>
+        <w:trPr>
+          <w:cantSplit/>
+        </w:trPr>
+        <w:tc>
+          <w:tcPr>
+            <w:tcW w:type="dxa" w:w="1800"/>
+            <w:tcMar>
+              <w:top w:type="dxa" w:w="80"/>
+              <w:left w:type="dxa" w:w="100"/>
+              <w:bottom w:type="dxa" w:w="80"/>
+              <w:right w:type="dxa" w:w="100"/>
+            </w:tcMar>
+            <w:vAlign w:val="top"/>
+          </w:tcPr>
+          <w:p>
+            <w:pPr>
+              <w:spacing w:after="30"/>
             </w:pPr>
             <w:r>
               <w:rPr>
                 <w:b/>
                 <w:bCs/>
                 <w:color w:val="12355B"/>
-                <w:sz w:val="24"/>
-                <w:szCs w:val="24"/>
-              </w:rPr>
-              <w:t xml:space="preserve">Coefficient</w:t>
-            </w:r>
+                <w:sz w:val="21"/>
+                <w:szCs w:val="21"/>
+              </w:rPr>
+              <w:t xml:space="preserve">Solution</w:t>
+            </w:r>
+          </w:p>
+          <w:p>
+            <w:pPr>
+              <w:spacing w:after="0"/>
+            </w:pPr>
+            <w:r>
+              <w:rPr>
+                <w:i/>
+                <w:iCs/>
+                <w:color w:val="5F6F80"/>
+                <w:sz w:val="18"/>
+                <w:szCs w:val="18"/>
+              </w:rPr>
+              <w:t xml:space="preserve">Solución</w:t>
+            </w:r>
+          </w:p>
+        </w:tc>
+        <w:tc>
+          <w:tcPr>
+            <w:tcW w:type="dxa" w:w="3160"/>
+            <w:tcMar>
+              <w:top w:type="dxa" w:w="80"/>
+              <w:left w:type="dxa" w:w="100"/>
+              <w:bottom w:type="dxa" w:w="80"/>
+              <w:right w:type="dxa" w:w="100"/>
+            </w:tcMar>
+            <w:vAlign w:val="top"/>
+          </w:tcPr>
+          <w:p>
+            <w:pPr>
+              <w:spacing w:after="0"/>
+            </w:pPr>
+            <w:r>
+              <w:rPr>
+                <w:sz w:val="20"/>
+                <w:szCs w:val="20"/>
+              </w:rPr>
+              <w:t xml:space="preserve">A number that makes the equation or inequality true.</w:t>
+            </w:r>
+          </w:p>
+        </w:tc>
+        <w:tc>
+          <w:tcPr>
+            <w:tcW w:type="dxa" w:w="2200"/>
+            <w:tcMar>
+              <w:top w:type="dxa" w:w="80"/>
+              <w:left w:type="dxa" w:w="100"/>
+              <w:bottom w:type="dxa" w:w="80"/>
+              <w:right w:type="dxa" w:w="100"/>
+            </w:tcMar>
+            <w:vAlign w:val="top"/>
+          </w:tcPr>
+          <w:p>
+            <w:pPr>
+              <w:spacing w:after="40"/>
+            </w:pPr>
             <w:r>
               <w:rPr>
                 <w:i/>
@@ -1148,89 +1584,41 @@
                 <w:sz w:val="19"/>
                 <w:szCs w:val="19"/>
               </w:rPr>
-              <w:t xml:space="preserve">   Coeficiente</w:t>
-            </w:r>
-          </w:p>
+              <w:t xml:space="preserve">Not Solution: write a counter-example that breaks the definition.</w:t>
+            </w:r>
+          </w:p>
+          <w:p>
+            <w:pPr>
+              <w:pBdr>
+                <w:bottom w:val="single" w:color="AFBECC" w:sz="6"/>
+              </w:pBdr>
+              <w:spacing w:after="30" w:before="150"/>
+            </w:pPr>
+            <w:r>
+              <w:t xml:space="preserve"/>
+            </w:r>
+          </w:p>
+        </w:tc>
+        <w:tc>
+          <w:tcPr>
+            <w:tcW w:type="dxa" w:w="2200"/>
+            <w:tcMar>
+              <w:top w:type="dxa" w:w="80"/>
+              <w:left w:type="dxa" w:w="100"/>
+              <w:bottom w:type="dxa" w:w="80"/>
+              <w:right w:type="dxa" w:w="100"/>
+            </w:tcMar>
+            <w:vAlign w:val="top"/>
+          </w:tcPr>
           <w:p>
             <w:pPr>
               <w:spacing w:after="40"/>
-            </w:pPr>
-            <w:r>
-              <w:rPr>
-                <w:sz w:val="21"/>
-                <w:szCs w:val="21"/>
-              </w:rPr>
-              <w:t xml:space="preserve">The number in front of a letter, like the 3 in 3x.</w:t>
-            </w:r>
-          </w:p>
-          <w:p>
-            <w:pPr>
-              <w:spacing w:after="0"/>
-            </w:pPr>
-            <w:r>
-              <w:rPr>
-                <w:b/>
-                <w:bCs/>
-                <w:color w:val="1FA6A2"/>
-                <w:sz w:val="18"/>
-                <w:szCs w:val="18"/>
-              </w:rPr>
-              <w:t xml:space="preserve">Example:  </w:t>
-            </w:r>
-            <w:r>
-              <w:rPr>
-                <w:i/>
-                <w:iCs/>
-                <w:color w:val="5F6F80"/>
-                <w:sz w:val="18"/>
-                <w:szCs w:val="18"/>
-              </w:rPr>
-              <w:t xml:space="preserve">In 6x = 18, the coefficient is 6; divide both sides by 6 to get x = 3.</w:t>
-            </w:r>
-          </w:p>
-        </w:tc>
-      </w:tr>
-    </w:tbl>
-    <w:tbl>
-      <w:tblPr>
-        <w:tblW w:type="pct" w:w="100%"/>
-        <w:tblBorders>
-          <w:top w:val="none" w:color="FFFFFF" w:sz="0"/>
-          <w:left w:val="none" w:color="FFFFFF" w:sz="0"/>
-          <w:bottom w:val="single" w:color="C7D2DD" w:sz="4"/>
-          <w:right w:val="none" w:color="FFFFFF" w:sz="0"/>
-          <w:insideH w:val="none" w:color="FFFFFF" w:sz="0"/>
-          <w:insideV w:val="none" w:color="FFFFFF" w:sz="0"/>
-        </w:tblBorders>
-      </w:tblPr>
-      <w:tblGrid>
-        <w:gridCol w:w="1800"/>
-        <w:gridCol w:w="7560"/>
-      </w:tblGrid>
-      <w:tr>
-        <w:trPr>
-          <w:cantSplit/>
-        </w:trPr>
-        <w:tc>
-          <w:tcPr>
-            <w:tcW w:type="dxa" w:w="1800"/>
-            <w:tcMar>
-              <w:top w:type="dxa" w:w="100"/>
-              <w:left w:type="dxa" w:w="40"/>
-              <w:bottom w:type="dxa" w:w="100"/>
-              <w:right w:type="dxa" w:w="120"/>
-            </w:tcMar>
-            <w:vAlign w:val="center"/>
-          </w:tcPr>
-          <w:p>
-            <w:pPr>
-              <w:spacing w:after="0"/>
               <w:jc w:val="center"/>
             </w:pPr>
             <w:r>
               <w:drawing>
                 <wp:inline distT="0" distB="0" distL="0" distR="0">
-                  <wp:extent cx="1047750" cy="790575"/>
+                  <wp:extent cx="876300" cy="657225"/>
                   <wp:effectExtent t="0" r="0" b="0" l="0"/>
                   <wp:docPr id="1" name="" descr="" title=""/>
                   <wp:cNvGraphicFramePr>
@@ -1255,7 +1643,7 @@
                         <pic:spPr bwMode="auto">
                           <a:xfrm>
                             <a:off x="0" y="0"/>
-                            <a:ext cx="1047750" cy="790575"/>
+                            <a:ext cx="876300" cy="657225"/>
                           </a:xfrm>
                           <a:prstGeom prst="rect">
                             <a:avLst/>
@@ -1268,32 +1656,108 @@
               </w:drawing>
             </w:r>
           </w:p>
-        </w:tc>
-        <w:tc>
-          <w:tcPr>
-            <w:tcW w:type="dxa" w:w="7560"/>
-            <w:tcMar>
-              <w:top w:type="dxa" w:w="100"/>
-              <w:left w:type="dxa" w:w="40"/>
-              <w:bottom w:type="dxa" w:w="100"/>
-              <w:right w:type="dxa" w:w="40"/>
-            </w:tcMar>
-            <w:vAlign w:val="center"/>
-          </w:tcPr>
-          <w:p>
-            <w:pPr>
-              <w:spacing w:after="50"/>
+          <w:p>
+            <w:pPr>
+              <w:spacing w:after="0"/>
+            </w:pPr>
+            <w:r>
+              <w:rPr>
+                <w:i/>
+                <w:iCs/>
+                <w:color w:val="5F6F80"/>
+                <w:sz w:val="18"/>
+                <w:szCs w:val="18"/>
+              </w:rPr>
+              <w:t xml:space="preserve">x = 3 is the solution of 6x = 18 because 6 × 3 = 18.</w:t>
+            </w:r>
+          </w:p>
+        </w:tc>
+      </w:tr>
+      <w:tr>
+        <w:trPr>
+          <w:cantSplit/>
+        </w:trPr>
+        <w:tc>
+          <w:tcPr>
+            <w:tcW w:type="dxa" w:w="1800"/>
+            <w:tcMar>
+              <w:top w:type="dxa" w:w="80"/>
+              <w:left w:type="dxa" w:w="100"/>
+              <w:bottom w:type="dxa" w:w="80"/>
+              <w:right w:type="dxa" w:w="100"/>
+            </w:tcMar>
+            <w:vAlign w:val="top"/>
+          </w:tcPr>
+          <w:p>
+            <w:pPr>
+              <w:spacing w:after="30"/>
             </w:pPr>
             <w:r>
               <w:rPr>
                 <w:b/>
                 <w:bCs/>
                 <w:color w:val="12355B"/>
-                <w:sz w:val="24"/>
-                <w:szCs w:val="24"/>
-              </w:rPr>
-              <w:t xml:space="preserve">Solution</w:t>
-            </w:r>
+                <w:sz w:val="21"/>
+                <w:szCs w:val="21"/>
+              </w:rPr>
+              <w:t xml:space="preserve">Division Property of Equality</w:t>
+            </w:r>
+          </w:p>
+          <w:p>
+            <w:pPr>
+              <w:spacing w:after="0"/>
+            </w:pPr>
+            <w:r>
+              <w:rPr>
+                <w:i/>
+                <w:iCs/>
+                <w:color w:val="5F6F80"/>
+                <w:sz w:val="18"/>
+                <w:szCs w:val="18"/>
+              </w:rPr>
+              <w:t xml:space="preserve">Propiedad de división de la igualdad</w:t>
+            </w:r>
+          </w:p>
+        </w:tc>
+        <w:tc>
+          <w:tcPr>
+            <w:tcW w:type="dxa" w:w="3160"/>
+            <w:tcMar>
+              <w:top w:type="dxa" w:w="80"/>
+              <w:left w:type="dxa" w:w="100"/>
+              <w:bottom w:type="dxa" w:w="80"/>
+              <w:right w:type="dxa" w:w="100"/>
+            </w:tcMar>
+            <w:vAlign w:val="top"/>
+          </w:tcPr>
+          <w:p>
+            <w:pPr>
+              <w:spacing w:after="0"/>
+            </w:pPr>
+            <w:r>
+              <w:rPr>
+                <w:sz w:val="20"/>
+                <w:szCs w:val="20"/>
+              </w:rPr>
+              <w:t xml:space="preserve">Dividing both sides by the same nonzero number keeps an equation balanced.</w:t>
+            </w:r>
+          </w:p>
+        </w:tc>
+        <w:tc>
+          <w:tcPr>
+            <w:tcW w:type="dxa" w:w="2200"/>
+            <w:tcMar>
+              <w:top w:type="dxa" w:w="80"/>
+              <w:left w:type="dxa" w:w="100"/>
+              <w:bottom w:type="dxa" w:w="80"/>
+              <w:right w:type="dxa" w:w="100"/>
+            </w:tcMar>
+            <w:vAlign w:val="top"/>
+          </w:tcPr>
+          <w:p>
+            <w:pPr>
+              <w:spacing w:after="40"/>
+            </w:pPr>
             <w:r>
               <w:rPr>
                 <w:i/>
@@ -1302,89 +1766,41 @@
                 <w:sz w:val="19"/>
                 <w:szCs w:val="19"/>
               </w:rPr>
-              <w:t xml:space="preserve">   Solución</w:t>
-            </w:r>
-          </w:p>
+              <w:t xml:space="preserve">Not Division Property of Equality: write a counter-example that breaks the definition.</w:t>
+            </w:r>
+          </w:p>
+          <w:p>
+            <w:pPr>
+              <w:pBdr>
+                <w:bottom w:val="single" w:color="AFBECC" w:sz="6"/>
+              </w:pBdr>
+              <w:spacing w:after="30" w:before="150"/>
+            </w:pPr>
+            <w:r>
+              <w:t xml:space="preserve"/>
+            </w:r>
+          </w:p>
+        </w:tc>
+        <w:tc>
+          <w:tcPr>
+            <w:tcW w:type="dxa" w:w="2200"/>
+            <w:tcMar>
+              <w:top w:type="dxa" w:w="80"/>
+              <w:left w:type="dxa" w:w="100"/>
+              <w:bottom w:type="dxa" w:w="80"/>
+              <w:right w:type="dxa" w:w="100"/>
+            </w:tcMar>
+            <w:vAlign w:val="top"/>
+          </w:tcPr>
           <w:p>
             <w:pPr>
               <w:spacing w:after="40"/>
-            </w:pPr>
-            <w:r>
-              <w:rPr>
-                <w:sz w:val="21"/>
-                <w:szCs w:val="21"/>
-              </w:rPr>
-              <w:t xml:space="preserve">A number that makes the equation or inequality true.</w:t>
-            </w:r>
-          </w:p>
-          <w:p>
-            <w:pPr>
-              <w:spacing w:after="0"/>
-            </w:pPr>
-            <w:r>
-              <w:rPr>
-                <w:b/>
-                <w:bCs/>
-                <w:color w:val="1FA6A2"/>
-                <w:sz w:val="18"/>
-                <w:szCs w:val="18"/>
-              </w:rPr>
-              <w:t xml:space="preserve">Example:  </w:t>
-            </w:r>
-            <w:r>
-              <w:rPr>
-                <w:i/>
-                <w:iCs/>
-                <w:color w:val="5F6F80"/>
-                <w:sz w:val="18"/>
-                <w:szCs w:val="18"/>
-              </w:rPr>
-              <w:t xml:space="preserve">x = 3 is the solution of 6x = 18 because 6 × 3 = 18.</w:t>
-            </w:r>
-          </w:p>
-        </w:tc>
-      </w:tr>
-    </w:tbl>
-    <w:tbl>
-      <w:tblPr>
-        <w:tblW w:type="pct" w:w="100%"/>
-        <w:tblBorders>
-          <w:top w:val="none" w:color="FFFFFF" w:sz="0"/>
-          <w:left w:val="none" w:color="FFFFFF" w:sz="0"/>
-          <w:bottom w:val="single" w:color="C7D2DD" w:sz="4"/>
-          <w:right w:val="none" w:color="FFFFFF" w:sz="0"/>
-          <w:insideH w:val="none" w:color="FFFFFF" w:sz="0"/>
-          <w:insideV w:val="none" w:color="FFFFFF" w:sz="0"/>
-        </w:tblBorders>
-      </w:tblPr>
-      <w:tblGrid>
-        <w:gridCol w:w="1800"/>
-        <w:gridCol w:w="7560"/>
-      </w:tblGrid>
-      <w:tr>
-        <w:trPr>
-          <w:cantSplit/>
-        </w:trPr>
-        <w:tc>
-          <w:tcPr>
-            <w:tcW w:type="dxa" w:w="1800"/>
-            <w:tcMar>
-              <w:top w:type="dxa" w:w="100"/>
-              <w:left w:type="dxa" w:w="40"/>
-              <w:bottom w:type="dxa" w:w="100"/>
-              <w:right w:type="dxa" w:w="120"/>
-            </w:tcMar>
-            <w:vAlign w:val="center"/>
-          </w:tcPr>
-          <w:p>
-            <w:pPr>
-              <w:spacing w:after="0"/>
               <w:jc w:val="center"/>
             </w:pPr>
             <w:r>
               <w:drawing>
                 <wp:inline distT="0" distB="0" distL="0" distR="0">
-                  <wp:extent cx="1047750" cy="790575"/>
+                  <wp:extent cx="876300" cy="657225"/>
                   <wp:effectExtent t="0" r="0" b="0" l="0"/>
                   <wp:docPr id="1" name="" descr="" title=""/>
                   <wp:cNvGraphicFramePr>
@@ -1409,7 +1825,7 @@
                         <pic:spPr bwMode="auto">
                           <a:xfrm>
                             <a:off x="0" y="0"/>
-                            <a:ext cx="1047750" cy="790575"/>
+                            <a:ext cx="876300" cy="657225"/>
                           </a:xfrm>
                           <a:prstGeom prst="rect">
                             <a:avLst/>
@@ -1422,32 +1838,108 @@
               </w:drawing>
             </w:r>
           </w:p>
-        </w:tc>
-        <w:tc>
-          <w:tcPr>
-            <w:tcW w:type="dxa" w:w="7560"/>
-            <w:tcMar>
-              <w:top w:type="dxa" w:w="100"/>
-              <w:left w:type="dxa" w:w="40"/>
-              <w:bottom w:type="dxa" w:w="100"/>
-              <w:right w:type="dxa" w:w="40"/>
-            </w:tcMar>
-            <w:vAlign w:val="center"/>
-          </w:tcPr>
-          <w:p>
-            <w:pPr>
-              <w:spacing w:after="50"/>
+          <w:p>
+            <w:pPr>
+              <w:spacing w:after="0"/>
+            </w:pPr>
+            <w:r>
+              <w:rPr>
+                <w:i/>
+                <w:iCs/>
+                <w:color w:val="5F6F80"/>
+                <w:sz w:val="18"/>
+                <w:szCs w:val="18"/>
+              </w:rPr>
+              <w:t xml:space="preserve">Both sides ÷ 3</w:t>
+            </w:r>
+          </w:p>
+        </w:tc>
+      </w:tr>
+      <w:tr>
+        <w:trPr>
+          <w:cantSplit/>
+        </w:trPr>
+        <w:tc>
+          <w:tcPr>
+            <w:tcW w:type="dxa" w:w="1800"/>
+            <w:tcMar>
+              <w:top w:type="dxa" w:w="80"/>
+              <w:left w:type="dxa" w:w="100"/>
+              <w:bottom w:type="dxa" w:w="80"/>
+              <w:right w:type="dxa" w:w="100"/>
+            </w:tcMar>
+            <w:vAlign w:val="top"/>
+          </w:tcPr>
+          <w:p>
+            <w:pPr>
+              <w:spacing w:after="30"/>
             </w:pPr>
             <w:r>
               <w:rPr>
                 <w:b/>
                 <w:bCs/>
                 <w:color w:val="12355B"/>
-                <w:sz w:val="24"/>
-                <w:szCs w:val="24"/>
-              </w:rPr>
-              <w:t xml:space="preserve">Division Property of Equality</w:t>
-            </w:r>
+                <w:sz w:val="21"/>
+                <w:szCs w:val="21"/>
+              </w:rPr>
+              <w:t xml:space="preserve">Multiplication Property of Equality</w:t>
+            </w:r>
+          </w:p>
+          <w:p>
+            <w:pPr>
+              <w:spacing w:after="0"/>
+            </w:pPr>
+            <w:r>
+              <w:rPr>
+                <w:i/>
+                <w:iCs/>
+                <w:color w:val="5F6F80"/>
+                <w:sz w:val="18"/>
+                <w:szCs w:val="18"/>
+              </w:rPr>
+              <w:t xml:space="preserve">Propiedad de multiplicación de la igualdad</w:t>
+            </w:r>
+          </w:p>
+        </w:tc>
+        <w:tc>
+          <w:tcPr>
+            <w:tcW w:type="dxa" w:w="3160"/>
+            <w:tcMar>
+              <w:top w:type="dxa" w:w="80"/>
+              <w:left w:type="dxa" w:w="100"/>
+              <w:bottom w:type="dxa" w:w="80"/>
+              <w:right w:type="dxa" w:w="100"/>
+            </w:tcMar>
+            <w:vAlign w:val="top"/>
+          </w:tcPr>
+          <w:p>
+            <w:pPr>
+              <w:spacing w:after="0"/>
+            </w:pPr>
+            <w:r>
+              <w:rPr>
+                <w:sz w:val="20"/>
+                <w:szCs w:val="20"/>
+              </w:rPr>
+              <w:t xml:space="preserve">Multiplying both sides by the same number keeps an equation balanced.</w:t>
+            </w:r>
+          </w:p>
+        </w:tc>
+        <w:tc>
+          <w:tcPr>
+            <w:tcW w:type="dxa" w:w="2200"/>
+            <w:tcMar>
+              <w:top w:type="dxa" w:w="80"/>
+              <w:left w:type="dxa" w:w="100"/>
+              <w:bottom w:type="dxa" w:w="80"/>
+              <w:right w:type="dxa" w:w="100"/>
+            </w:tcMar>
+            <w:vAlign w:val="top"/>
+          </w:tcPr>
+          <w:p>
+            <w:pPr>
+              <w:spacing w:after="40"/>
+            </w:pPr>
             <w:r>
               <w:rPr>
                 <w:i/>
@@ -1456,89 +1948,41 @@
                 <w:sz w:val="19"/>
                 <w:szCs w:val="19"/>
               </w:rPr>
-              <w:t xml:space="preserve">   Propiedad de división de la igualdad</w:t>
-            </w:r>
-          </w:p>
+              <w:t xml:space="preserve">Not Multiplication Property of Equality: write a counter-example that breaks the definition.</w:t>
+            </w:r>
+          </w:p>
+          <w:p>
+            <w:pPr>
+              <w:pBdr>
+                <w:bottom w:val="single" w:color="AFBECC" w:sz="6"/>
+              </w:pBdr>
+              <w:spacing w:after="30" w:before="150"/>
+            </w:pPr>
+            <w:r>
+              <w:t xml:space="preserve"/>
+            </w:r>
+          </w:p>
+        </w:tc>
+        <w:tc>
+          <w:tcPr>
+            <w:tcW w:type="dxa" w:w="2200"/>
+            <w:tcMar>
+              <w:top w:type="dxa" w:w="80"/>
+              <w:left w:type="dxa" w:w="100"/>
+              <w:bottom w:type="dxa" w:w="80"/>
+              <w:right w:type="dxa" w:w="100"/>
+            </w:tcMar>
+            <w:vAlign w:val="top"/>
+          </w:tcPr>
           <w:p>
             <w:pPr>
               <w:spacing w:after="40"/>
-            </w:pPr>
-            <w:r>
-              <w:rPr>
-                <w:sz w:val="21"/>
-                <w:szCs w:val="21"/>
-              </w:rPr>
-              <w:t xml:space="preserve">Dividing both sides by the same nonzero number keeps an equation balanced.</w:t>
-            </w:r>
-          </w:p>
-          <w:p>
-            <w:pPr>
-              <w:spacing w:after="0"/>
-            </w:pPr>
-            <w:r>
-              <w:rPr>
-                <w:b/>
-                <w:bCs/>
-                <w:color w:val="1FA6A2"/>
-                <w:sz w:val="18"/>
-                <w:szCs w:val="18"/>
-              </w:rPr>
-              <w:t xml:space="preserve">Example:  </w:t>
-            </w:r>
-            <w:r>
-              <w:rPr>
-                <w:i/>
-                <w:iCs/>
-                <w:color w:val="5F6F80"/>
-                <w:sz w:val="18"/>
-                <w:szCs w:val="18"/>
-              </w:rPr>
-              <w:t xml:space="preserve">Both sides ÷ 3</w:t>
-            </w:r>
-          </w:p>
-        </w:tc>
-      </w:tr>
-    </w:tbl>
-    <w:tbl>
-      <w:tblPr>
-        <w:tblW w:type="pct" w:w="100%"/>
-        <w:tblBorders>
-          <w:top w:val="none" w:color="FFFFFF" w:sz="0"/>
-          <w:left w:val="none" w:color="FFFFFF" w:sz="0"/>
-          <w:bottom w:val="single" w:color="C7D2DD" w:sz="4"/>
-          <w:right w:val="none" w:color="FFFFFF" w:sz="0"/>
-          <w:insideH w:val="none" w:color="FFFFFF" w:sz="0"/>
-          <w:insideV w:val="none" w:color="FFFFFF" w:sz="0"/>
-        </w:tblBorders>
-      </w:tblPr>
-      <w:tblGrid>
-        <w:gridCol w:w="1800"/>
-        <w:gridCol w:w="7560"/>
-      </w:tblGrid>
-      <w:tr>
-        <w:trPr>
-          <w:cantSplit/>
-        </w:trPr>
-        <w:tc>
-          <w:tcPr>
-            <w:tcW w:type="dxa" w:w="1800"/>
-            <w:tcMar>
-              <w:top w:type="dxa" w:w="100"/>
-              <w:left w:type="dxa" w:w="40"/>
-              <w:bottom w:type="dxa" w:w="100"/>
-              <w:right w:type="dxa" w:w="120"/>
-            </w:tcMar>
-            <w:vAlign w:val="center"/>
-          </w:tcPr>
-          <w:p>
-            <w:pPr>
-              <w:spacing w:after="0"/>
               <w:jc w:val="center"/>
             </w:pPr>
             <w:r>
               <w:drawing>
                 <wp:inline distT="0" distB="0" distL="0" distR="0">
-                  <wp:extent cx="1047750" cy="790575"/>
+                  <wp:extent cx="876300" cy="657225"/>
                   <wp:effectExtent t="0" r="0" b="0" l="0"/>
                   <wp:docPr id="1" name="" descr="" title=""/>
                   <wp:cNvGraphicFramePr>
@@ -1563,7 +2007,7 @@
                         <pic:spPr bwMode="auto">
                           <a:xfrm>
                             <a:off x="0" y="0"/>
-                            <a:ext cx="1047750" cy="790575"/>
+                            <a:ext cx="876300" cy="657225"/>
                           </a:xfrm>
                           <a:prstGeom prst="rect">
                             <a:avLst/>
@@ -1576,69 +2020,10 @@
               </w:drawing>
             </w:r>
           </w:p>
-        </w:tc>
-        <w:tc>
-          <w:tcPr>
-            <w:tcW w:type="dxa" w:w="7560"/>
-            <w:tcMar>
-              <w:top w:type="dxa" w:w="100"/>
-              <w:left w:type="dxa" w:w="40"/>
-              <w:bottom w:type="dxa" w:w="100"/>
-              <w:right w:type="dxa" w:w="40"/>
-            </w:tcMar>
-            <w:vAlign w:val="center"/>
-          </w:tcPr>
-          <w:p>
-            <w:pPr>
-              <w:spacing w:after="50"/>
-            </w:pPr>
-            <w:r>
-              <w:rPr>
-                <w:b/>
-                <w:bCs/>
-                <w:color w:val="12355B"/>
-                <w:sz w:val="24"/>
-                <w:szCs w:val="24"/>
-              </w:rPr>
-              <w:t xml:space="preserve">Multiplication Property of Equality</w:t>
-            </w:r>
-            <w:r>
-              <w:rPr>
-                <w:i/>
-                <w:iCs/>
-                <w:color w:val="5F6F80"/>
-                <w:sz w:val="19"/>
-                <w:szCs w:val="19"/>
-              </w:rPr>
-              <w:t xml:space="preserve">   Propiedad de multiplicación de la igualdad</w:t>
-            </w:r>
-          </w:p>
-          <w:p>
-            <w:pPr>
-              <w:spacing w:after="40"/>
-            </w:pPr>
-            <w:r>
-              <w:rPr>
-                <w:sz w:val="21"/>
-                <w:szCs w:val="21"/>
-              </w:rPr>
-              <w:t xml:space="preserve">Multiplying both sides by the same number keeps an equation balanced.</w:t>
-            </w:r>
-          </w:p>
           <w:p>
             <w:pPr>
               <w:spacing w:after="0"/>
             </w:pPr>
-            <w:r>
-              <w:rPr>
-                <w:b/>
-                <w:bCs/>
-                <w:color w:val="1FA6A2"/>
-                <w:sz w:val="18"/>
-                <w:szCs w:val="18"/>
-              </w:rPr>
-              <w:t xml:space="preserve">Example:  </w:t>
-            </w:r>
             <w:r>
               <w:rPr>
                 <w:i/>
@@ -4035,7 +4420,7 @@
           <w:sz w:val="19"/>
           <w:szCs w:val="19"/>
         </w:rPr>
-        <w:t xml:space="preserve">   You Do — show your work</w:t>
+        <w:t xml:space="preserve">   You Do — show your work and reasoning</w:t>
       </w:r>
     </w:p>
     <w:p>
@@ -4050,7 +4435,7 @@
           <w:sz w:val="19"/>
           <w:szCs w:val="19"/>
         </w:rPr>
-        <w:t xml:space="preserve">Solve each problem. Show your thinking in the work box.</w:t>
+        <w:t xml:space="preserve">Solve each problem in the middle column and explain your reasoning using the sentence starters on the right.</w:t>
       </w:r>
     </w:p>
     <w:p>
@@ -4079,120 +4464,219 @@
         <w:t xml:space="preserve">   grade-level practice</w:t>
       </w:r>
     </w:p>
-    <w:p>
-      <w:pPr>
-        <w:keepNext/>
-        <w:spacing w:after="60" w:before="160"/>
-      </w:pPr>
-      <w:r>
-        <w:rPr>
-          <w:b/>
-          <w:bCs/>
-          <w:color w:val="12355B"/>
-          <w:sz w:val="22"/>
-          <w:szCs w:val="22"/>
-        </w:rPr>
-        <w:t xml:space="preserve">1.  </w:t>
-      </w:r>
-      <w:r>
-        <w:rPr>
-          <w:b/>
-          <w:bCs/>
-          <w:sz w:val="21"/>
-          <w:szCs w:val="21"/>
-        </w:rPr>
-        <w:t xml:space="preserve">A detective splits 54 clues equally among 9 case files. The equation 9c = 54 represents this. What is c?</w:t>
-      </w:r>
-    </w:p>
-    <w:p>
-      <w:pPr>
-        <w:spacing w:after="40"/>
-        <w:ind w:left="420"/>
-      </w:pPr>
-      <w:r>
-        <w:rPr>
-          <w:sz w:val="20"/>
-          <w:szCs w:val="20"/>
-        </w:rPr>
-        <w:t xml:space="preserve">A)  c = 6</w:t>
-      </w:r>
-    </w:p>
-    <w:p>
-      <w:pPr>
-        <w:spacing w:after="40"/>
-        <w:ind w:left="420"/>
-      </w:pPr>
-      <w:r>
-        <w:rPr>
-          <w:sz w:val="20"/>
-          <w:szCs w:val="20"/>
-        </w:rPr>
-        <w:t xml:space="preserve">B)  c = 9</w:t>
-      </w:r>
-    </w:p>
-    <w:p>
-      <w:pPr>
-        <w:spacing w:after="40"/>
-        <w:ind w:left="420"/>
-      </w:pPr>
-      <w:r>
-        <w:rPr>
-          <w:sz w:val="20"/>
-          <w:szCs w:val="20"/>
-        </w:rPr>
-        <w:t xml:space="preserve">C)  c = 45</w:t>
-      </w:r>
-    </w:p>
-    <w:p>
-      <w:pPr>
-        <w:spacing w:after="40"/>
-        <w:ind w:left="420"/>
-      </w:pPr>
-      <w:r>
-        <w:rPr>
-          <w:sz w:val="20"/>
-          <w:szCs w:val="20"/>
-        </w:rPr>
-        <w:t xml:space="preserve">D)  c = 63</w:t>
-      </w:r>
-    </w:p>
-    <w:p>
-      <w:pPr>
-        <w:spacing w:after="20"/>
-      </w:pPr>
-      <w:r>
-        <w:t xml:space="preserve"/>
-      </w:r>
-    </w:p>
     <w:tbl>
       <w:tblPr>
-        <w:tblW w:type="pct" w:w="100%"/>
+        <w:tblW w:type="dxa" w:w="9360"/>
         <w:tblBorders>
           <w:top w:val="single" w:color="C7D2DD" w:sz="6"/>
           <w:left w:val="single" w:color="C7D2DD" w:sz="6"/>
           <w:bottom w:val="single" w:color="C7D2DD" w:sz="6"/>
           <w:right w:val="single" w:color="C7D2DD" w:sz="6"/>
-          <w:insideH w:val="single" w:color="auto" w:sz="4"/>
-          <w:insideV w:val="single" w:color="auto" w:sz="4"/>
+          <w:insideH w:val="single" w:color="C7D2DD" w:sz="6"/>
+          <w:insideV w:val="single" w:color="C7D2DD" w:sz="6"/>
         </w:tblBorders>
       </w:tblPr>
       <w:tblGrid>
-        <w:gridCol w:w="100"/>
+        <w:gridCol w:w="2800"/>
+        <w:gridCol w:w="3560"/>
+        <w:gridCol w:w="3000"/>
       </w:tblGrid>
       <w:tr>
-        <w:tc>
-          <w:tcPr>
+        <w:trPr>
+          <w:cantSplit/>
+          <w:tblHeader/>
+        </w:trPr>
+        <w:tc>
+          <w:tcPr>
+            <w:tcW w:type="dxa" w:w="2800"/>
+            <w:shd w:fill="EEF4F8" w:color="auto" w:val="clear"/>
+            <w:tcMar>
+              <w:top w:type="dxa" w:w="60"/>
+              <w:left w:type="dxa" w:w="100"/>
+              <w:bottom w:type="dxa" w:w="60"/>
+              <w:right w:type="dxa" w:w="100"/>
+            </w:tcMar>
+          </w:tcPr>
+          <w:p>
+            <w:pPr>
+              <w:spacing w:after="0"/>
+            </w:pPr>
+            <w:r>
+              <w:rPr>
+                <w:b/>
+                <w:bCs/>
+                <w:color w:val="12355B"/>
+                <w:sz w:val="16"/>
+                <w:szCs w:val="16"/>
+              </w:rPr>
+              <w:t xml:space="preserve">CORE PROBLEM / GIVEN REPRESENTATION</w:t>
+            </w:r>
+          </w:p>
+        </w:tc>
+        <w:tc>
+          <w:tcPr>
+            <w:tcW w:type="dxa" w:w="3560"/>
+            <w:shd w:fill="EEF4F8" w:color="auto" w:val="clear"/>
+            <w:tcMar>
+              <w:top w:type="dxa" w:w="60"/>
+              <w:left w:type="dxa" w:w="100"/>
+              <w:bottom w:type="dxa" w:w="60"/>
+              <w:right w:type="dxa" w:w="100"/>
+            </w:tcMar>
+          </w:tcPr>
+          <w:p>
+            <w:pPr>
+              <w:spacing w:after="0"/>
+            </w:pPr>
+            <w:r>
+              <w:rPr>
+                <w:b/>
+                <w:bCs/>
+                <w:color w:val="12355B"/>
+                <w:sz w:val="16"/>
+                <w:szCs w:val="16"/>
+              </w:rPr>
+              <w:t xml:space="preserve">WORKING SPACE / CALCULATION STEPS</w:t>
+            </w:r>
+          </w:p>
+        </w:tc>
+        <w:tc>
+          <w:tcPr>
+            <w:tcW w:type="dxa" w:w="3000"/>
             <w:shd w:fill="FBF3E2" w:color="auto" w:val="clear"/>
             <w:tcMar>
               <w:top w:type="dxa" w:w="60"/>
-              <w:left w:type="dxa" w:w="120"/>
+              <w:left w:type="dxa" w:w="100"/>
               <w:bottom w:type="dxa" w:w="60"/>
-              <w:right w:type="dxa" w:w="120"/>
-            </w:tcMar>
-          </w:tcPr>
-          <w:p>
-            <w:pPr>
-              <w:spacing w:after="0" w:line="320"/>
+              <w:right w:type="dxa" w:w="100"/>
+            </w:tcMar>
+          </w:tcPr>
+          <w:p>
+            <w:pPr>
+              <w:spacing w:after="0"/>
+            </w:pPr>
+            <w:r>
+              <w:rPr>
+                <w:b/>
+                <w:bCs/>
+                <w:color w:val="B97A12"/>
+                <w:sz w:val="16"/>
+                <w:szCs w:val="16"/>
+              </w:rPr>
+              <w:t xml:space="preserve">EXPLAIN YOUR REASONING</w:t>
+            </w:r>
+          </w:p>
+        </w:tc>
+      </w:tr>
+      <w:tr>
+        <w:trPr>
+          <w:cantSplit/>
+        </w:trPr>
+        <w:tc>
+          <w:tcPr>
+            <w:tcW w:type="dxa" w:w="2800"/>
+            <w:tcMar>
+              <w:top w:type="dxa" w:w="80"/>
+              <w:left w:type="dxa" w:w="100"/>
+              <w:bottom w:type="dxa" w:w="80"/>
+              <w:right w:type="dxa" w:w="100"/>
+            </w:tcMar>
+            <w:vAlign w:val="top"/>
+          </w:tcPr>
+          <w:p>
+            <w:pPr>
+              <w:spacing w:after="60"/>
+            </w:pPr>
+            <w:r>
+              <w:rPr>
+                <w:b/>
+                <w:bCs/>
+                <w:color w:val="12355B"/>
+                <w:sz w:val="21"/>
+                <w:szCs w:val="21"/>
+              </w:rPr>
+              <w:t xml:space="preserve">1.  </w:t>
+            </w:r>
+            <w:r>
+              <w:rPr>
+                <w:b/>
+                <w:bCs/>
+                <w:sz w:val="20"/>
+                <w:szCs w:val="20"/>
+              </w:rPr>
+              <w:t xml:space="preserve">A detective splits 54 clues equally among 9 case files. The equation 9c = 54 represents this. What is c?</w:t>
+            </w:r>
+          </w:p>
+          <w:p>
+            <w:pPr>
+              <w:spacing w:after="30"/>
+              <w:ind w:left="180"/>
+            </w:pPr>
+            <w:r>
+              <w:rPr>
+                <w:sz w:val="19"/>
+                <w:szCs w:val="19"/>
+              </w:rPr>
+              <w:t xml:space="preserve">A)  c = 6</w:t>
+            </w:r>
+          </w:p>
+          <w:p>
+            <w:pPr>
+              <w:spacing w:after="30"/>
+              <w:ind w:left="180"/>
+            </w:pPr>
+            <w:r>
+              <w:rPr>
+                <w:sz w:val="19"/>
+                <w:szCs w:val="19"/>
+              </w:rPr>
+              <w:t xml:space="preserve">B)  c = 9</w:t>
+            </w:r>
+          </w:p>
+          <w:p>
+            <w:pPr>
+              <w:spacing w:after="30"/>
+              <w:ind w:left="180"/>
+            </w:pPr>
+            <w:r>
+              <w:rPr>
+                <w:sz w:val="19"/>
+                <w:szCs w:val="19"/>
+              </w:rPr>
+              <w:t xml:space="preserve">C)  c = 45</w:t>
+            </w:r>
+          </w:p>
+          <w:p>
+            <w:pPr>
+              <w:spacing w:after="30"/>
+              <w:ind w:left="180"/>
+            </w:pPr>
+            <w:r>
+              <w:rPr>
+                <w:sz w:val="19"/>
+                <w:szCs w:val="19"/>
+              </w:rPr>
+              <w:t xml:space="preserve">D)  c = 63</w:t>
+            </w:r>
+          </w:p>
+        </w:tc>
+        <w:tc>
+          <w:tcPr>
+            <w:tcW w:type="dxa" w:w="3560"/>
+            <w:tcMar>
+              <w:top w:type="dxa" w:w="80"/>
+              <w:left w:type="dxa" w:w="100"/>
+              <w:bottom w:type="dxa" w:w="80"/>
+              <w:right w:type="dxa" w:w="100"/>
+            </w:tcMar>
+            <w:vAlign w:val="top"/>
+          </w:tcPr>
+          <w:p>
+            <w:pPr>
+              <w:pBdr>
+                <w:bottom w:val="single" w:color="AFBECC" w:sz="6"/>
+              </w:pBdr>
+              <w:spacing w:after="30" w:before="150"/>
             </w:pPr>
             <w:r>
               <w:t xml:space="preserve"/>
@@ -4200,7 +4684,147 @@
           </w:p>
           <w:p>
             <w:pPr>
-              <w:spacing w:after="0" w:line="320"/>
+              <w:pBdr>
+                <w:bottom w:val="single" w:color="AFBECC" w:sz="6"/>
+              </w:pBdr>
+              <w:spacing w:after="30" w:before="150"/>
+            </w:pPr>
+            <w:r>
+              <w:t xml:space="preserve"/>
+            </w:r>
+          </w:p>
+          <w:p>
+            <w:pPr>
+              <w:pBdr>
+                <w:bottom w:val="single" w:color="AFBECC" w:sz="6"/>
+              </w:pBdr>
+              <w:spacing w:after="30" w:before="150"/>
+            </w:pPr>
+            <w:r>
+              <w:t xml:space="preserve"/>
+            </w:r>
+          </w:p>
+          <w:p>
+            <w:pPr>
+              <w:pBdr>
+                <w:bottom w:val="single" w:color="AFBECC" w:sz="6"/>
+              </w:pBdr>
+              <w:spacing w:after="30" w:before="150"/>
+            </w:pPr>
+            <w:r>
+              <w:t xml:space="preserve"/>
+            </w:r>
+          </w:p>
+        </w:tc>
+        <w:tc>
+          <w:tcPr>
+            <w:tcW w:type="dxa" w:w="3000"/>
+            <w:shd w:fill="FBF3E2" w:color="auto" w:val="clear"/>
+            <w:tcMar>
+              <w:top w:type="dxa" w:w="80"/>
+              <w:left w:type="dxa" w:w="100"/>
+              <w:bottom w:type="dxa" w:w="80"/>
+              <w:right w:type="dxa" w:w="100"/>
+            </w:tcMar>
+            <w:vAlign w:val="top"/>
+          </w:tcPr>
+          <w:p>
+            <w:pPr>
+              <w:spacing w:after="40"/>
+            </w:pPr>
+            <w:r>
+              <w:rPr>
+                <w:b/>
+                <w:bCs/>
+                <w:color w:val="12355B"/>
+                <w:sz w:val="19"/>
+                <w:szCs w:val="19"/>
+              </w:rPr>
+              <w:t xml:space="preserve">Because... </w:t>
+            </w:r>
+            <w:r>
+              <w:rPr>
+                <w:color w:val="AFBECC"/>
+                <w:sz w:val="19"/>
+                <w:szCs w:val="19"/>
+              </w:rPr>
+              <w:t xml:space="preserve">________________</w:t>
+            </w:r>
+          </w:p>
+          <w:p>
+            <w:pPr>
+              <w:pBdr>
+                <w:bottom w:val="single" w:color="AFBECC" w:sz="6"/>
+              </w:pBdr>
+              <w:spacing w:after="30" w:before="150"/>
+            </w:pPr>
+            <w:r>
+              <w:t xml:space="preserve"/>
+            </w:r>
+          </w:p>
+          <w:p>
+            <w:pPr>
+              <w:spacing w:after="40" w:before="80"/>
+            </w:pPr>
+            <w:r>
+              <w:rPr>
+                <w:b/>
+                <w:bCs/>
+                <w:color w:val="6B4FA0"/>
+                <w:sz w:val="19"/>
+                <w:szCs w:val="19"/>
+              </w:rPr>
+              <w:t xml:space="preserve">Although... </w:t>
+            </w:r>
+            <w:r>
+              <w:rPr>
+                <w:color w:val="AFBECC"/>
+                <w:sz w:val="19"/>
+                <w:szCs w:val="19"/>
+              </w:rPr>
+              <w:t xml:space="preserve">_______________</w:t>
+            </w:r>
+          </w:p>
+          <w:p>
+            <w:pPr>
+              <w:pBdr>
+                <w:bottom w:val="single" w:color="AFBECC" w:sz="6"/>
+              </w:pBdr>
+              <w:spacing w:after="30" w:before="150"/>
+            </w:pPr>
+            <w:r>
+              <w:t xml:space="preserve"/>
+            </w:r>
+          </w:p>
+          <w:p>
+            <w:pPr>
+              <w:spacing w:after="40" w:before="80"/>
+            </w:pPr>
+            <w:r>
+              <w:rPr>
+                <w:b/>
+                <w:bCs/>
+                <w:color w:val="1FA6A2"/>
+                <w:sz w:val="19"/>
+                <w:szCs w:val="19"/>
+              </w:rPr>
+              <w:t xml:space="preserve">Therefore... </w:t>
+            </w:r>
+            <w:r>
+              <w:rPr>
+                <w:color w:val="AFBECC"/>
+                <w:sz w:val="19"/>
+                <w:szCs w:val="19"/>
+              </w:rPr>
+              <w:t xml:space="preserve">______________</w:t>
+            </w:r>
+          </w:p>
+          <w:p>
+            <w:pPr>
+              <w:pBdr>
+                <w:bottom w:val="single" w:color="AFBECC" w:sz="6"/>
+              </w:pBdr>
+              <w:spacing w:after="30" w:before="150"/>
             </w:pPr>
             <w:r>
               <w:t xml:space="preserve"/>
@@ -4209,6 +4833,14 @@
         </w:tc>
       </w:tr>
     </w:tbl>
+    <w:p>
+      <w:pPr>
+        <w:spacing w:after="80"/>
+      </w:pPr>
+      <w:r>
+        <w:t xml:space="preserve"/>
+      </w:r>
+    </w:p>
     <w:p>
       <w:pPr>
         <w:pStyle w:val="Heading1"/>
@@ -4327,6 +4959,149 @@
         <w:t xml:space="preserve"/>
       </w:r>
     </w:p>
+    <w:p>
+      <w:pPr>
+        <w:spacing w:after="60"/>
+      </w:pPr>
+      <w:r>
+        <w:t xml:space="preserve"/>
+      </w:r>
+    </w:p>
+    <w:tbl>
+      <w:tblPr>
+        <w:tblW w:type="dxa" w:w="9360"/>
+        <w:tblBorders>
+          <w:top w:val="single" w:color="C7D2DD" w:sz="6"/>
+          <w:left w:val="single" w:color="C7D2DD" w:sz="6"/>
+          <w:bottom w:val="single" w:color="C7D2DD" w:sz="6"/>
+          <w:right w:val="single" w:color="C7D2DD" w:sz="6"/>
+          <w:insideH w:val="single" w:color="C7D2DD" w:sz="6"/>
+          <w:insideV w:val="single" w:color="C7D2DD" w:sz="6"/>
+        </w:tblBorders>
+      </w:tblPr>
+      <w:tblGrid>
+        <w:gridCol w:w="3120"/>
+        <w:gridCol w:w="3120"/>
+        <w:gridCol w:w="3120"/>
+      </w:tblGrid>
+      <w:tr>
+        <w:trPr>
+          <w:cantSplit/>
+          <w:tblHeader/>
+        </w:trPr>
+        <w:tc>
+          <w:tcPr>
+            <w:tcW w:type="dxa" w:w="9360"/>
+            <w:gridSpan w:val="3"/>
+            <w:shd w:fill="EEF4F8" w:color="auto" w:val="clear"/>
+            <w:tcMar>
+              <w:top w:type="dxa" w:w="60"/>
+              <w:left w:type="dxa" w:w="100"/>
+              <w:bottom w:type="dxa" w:w="60"/>
+              <w:right w:type="dxa" w:w="100"/>
+            </w:tcMar>
+          </w:tcPr>
+          <w:p>
+            <w:pPr>
+              <w:spacing w:after="0"/>
+            </w:pPr>
+            <w:r>
+              <w:rPr>
+                <w:b/>
+                <w:bCs/>
+                <w:color w:val="12355B"/>
+                <w:sz w:val="18"/>
+                <w:szCs w:val="18"/>
+              </w:rPr>
+              <w:t xml:space="preserve">EXIT CHECK · 3-POINT SELF-ASSESSMENT CHECKLIST</w:t>
+            </w:r>
+          </w:p>
+        </w:tc>
+      </w:tr>
+      <w:tr>
+        <w:trPr>
+          <w:cantSplit/>
+        </w:trPr>
+        <w:tc>
+          <w:tcPr>
+            <w:tcW w:type="dxa" w:w="3120"/>
+            <w:tcMar>
+              <w:top w:type="dxa" w:w="80"/>
+              <w:left w:type="dxa" w:w="100"/>
+              <w:bottom w:type="dxa" w:w="80"/>
+              <w:right w:type="dxa" w:w="100"/>
+            </w:tcMar>
+          </w:tcPr>
+          <w:p>
+            <w:pPr>
+              <w:spacing w:after="0"/>
+            </w:pPr>
+            <w:r>
+              <w:rPr>
+                <w:b/>
+                <w:bCs/>
+                <w:color w:val="1A2733"/>
+                <w:sz w:val="18"/>
+                <w:szCs w:val="18"/>
+              </w:rPr>
+              <w:t xml:space="preserve">☐ 1. Units &amp; Labels Verified</w:t>
+            </w:r>
+          </w:p>
+        </w:tc>
+        <w:tc>
+          <w:tcPr>
+            <w:tcW w:type="dxa" w:w="3120"/>
+            <w:tcMar>
+              <w:top w:type="dxa" w:w="80"/>
+              <w:left w:type="dxa" w:w="100"/>
+              <w:bottom w:type="dxa" w:w="80"/>
+              <w:right w:type="dxa" w:w="100"/>
+            </w:tcMar>
+          </w:tcPr>
+          <w:p>
+            <w:pPr>
+              <w:spacing w:after="0"/>
+            </w:pPr>
+            <w:r>
+              <w:rPr>
+                <w:b/>
+                <w:bCs/>
+                <w:color w:val="1A2733"/>
+                <w:sz w:val="18"/>
+                <w:szCs w:val="18"/>
+              </w:rPr>
+              <w:t xml:space="preserve">☐ 2. Reasoning Stated (Because / Although / Therefore)</w:t>
+            </w:r>
+          </w:p>
+        </w:tc>
+        <w:tc>
+          <w:tcPr>
+            <w:tcW w:type="dxa" w:w="3120"/>
+            <w:tcMar>
+              <w:top w:type="dxa" w:w="80"/>
+              <w:left w:type="dxa" w:w="100"/>
+              <w:bottom w:type="dxa" w:w="80"/>
+              <w:right w:type="dxa" w:w="100"/>
+            </w:tcMar>
+          </w:tcPr>
+          <w:p>
+            <w:pPr>
+              <w:spacing w:after="0"/>
+            </w:pPr>
+            <w:r>
+              <w:rPr>
+                <w:b/>
+                <w:bCs/>
+                <w:color w:val="1A2733"/>
+                <w:sz w:val="18"/>
+                <w:szCs w:val="18"/>
+              </w:rPr>
+              <w:t xml:space="preserve">☐ 3. Calculations Double-Checked</w:t>
+            </w:r>
+          </w:p>
+        </w:tc>
+      </w:tr>
+    </w:tbl>
     <w:sectPr>
       <w:headerReference w:type="default" r:id="rId7"/>
       <w:footerReference w:type="default" r:id="rId8"/>
